--- a/wc2024227/drafts/out/PRECONF_22OCT2026/SCHEDULE_of_1Oct2026_updated_DRAFT.docx
+++ b/wc2024227/drafts/out/PRECONF_22OCT2026/SCHEDULE_of_1Oct2026_updated_DRAFT.docx
@@ -18,7 +18,7 @@
           <w:sz w:val="22"/>
           <w:szCs w:val="22"/>
         </w:rPr>
-        <w:t xml:space="preserve">WC/2024/227 - Schedule to the Appellant's letter of 1 October 2026, updated to 22 October 2026</w:t>
+        <w:t xml:space="preserve">WC/2024/227 - Schedule to the Appellant's letter of 1 October 2026, updated to 19 October 2026</w:t>
       </w:r>
     </w:p>
     <w:p>

--- a/wc2024227/drafts/out/PRECONF_22OCT2026/SCHEDULE_of_1Oct2026_updated_DRAFT.docx
+++ b/wc2024227/drafts/out/PRECONF_22OCT2026/SCHEDULE_of_1Oct2026_updated_DRAFT.docx
@@ -84,12 +84,12 @@
       </w:tblPr>
       <w:tblGrid>
         <w:gridCol w:w="560"/>
-        <w:gridCol w:w="2400"/>
+        <w:gridCol w:w="2340"/>
         <w:gridCol w:w="1200"/>
         <w:gridCol w:w="1000"/>
-        <w:gridCol w:w="1560"/>
-        <w:gridCol w:w="1440"/>
-        <w:gridCol w:w="1478"/>
+        <w:gridCol w:w="1540"/>
+        <w:gridCol w:w="1300"/>
+        <w:gridCol w:w="1698"/>
       </w:tblGrid>
       <w:tr>
         <w:trPr>
@@ -133,7 +133,7 @@
         </w:tc>
         <w:tc>
           <w:tcPr>
-            <w:tcW w:type="dxa" w:w="2400"/>
+            <w:tcW w:type="dxa" w:w="2340"/>
             <w:tcBorders>
               <w:top w:val="single" w:color="D9D9D9" w:sz="4"/>
               <w:left w:val="single" w:color="D9D9D9" w:sz="4"/>
@@ -238,7 +238,7 @@
         </w:tc>
         <w:tc>
           <w:tcPr>
-            <w:tcW w:type="dxa" w:w="1560"/>
+            <w:tcW w:type="dxa" w:w="1540"/>
             <w:tcBorders>
               <w:top w:val="single" w:color="D9D9D9" w:sz="4"/>
               <w:left w:val="single" w:color="D9D9D9" w:sz="4"/>
@@ -273,7 +273,7 @@
         </w:tc>
         <w:tc>
           <w:tcPr>
-            <w:tcW w:type="dxa" w:w="1440"/>
+            <w:tcW w:type="dxa" w:w="1300"/>
             <w:tcBorders>
               <w:top w:val="single" w:color="D9D9D9" w:sz="4"/>
               <w:left w:val="single" w:color="D9D9D9" w:sz="4"/>
@@ -308,7 +308,7 @@
         </w:tc>
         <w:tc>
           <w:tcPr>
-            <w:tcW w:type="dxa" w:w="1478"/>
+            <w:tcW w:type="dxa" w:w="1698"/>
             <w:tcBorders>
               <w:top w:val="single" w:color="D9D9D9" w:sz="4"/>
               <w:left w:val="single" w:color="D9D9D9" w:sz="4"/>
@@ -380,7 +380,7 @@
         </w:tc>
         <w:tc>
           <w:tcPr>
-            <w:tcW w:type="dxa" w:w="2400"/>
+            <w:tcW w:type="dxa" w:w="2340"/>
             <w:tcBorders>
               <w:top w:val="single" w:color="D9D9D9" w:sz="4"/>
               <w:left w:val="single" w:color="D9D9D9" w:sz="4"/>
@@ -473,7 +473,7 @@
         </w:tc>
         <w:tc>
           <w:tcPr>
-            <w:tcW w:type="dxa" w:w="1560"/>
+            <w:tcW w:type="dxa" w:w="1540"/>
             <w:tcBorders>
               <w:top w:val="single" w:color="D9D9D9" w:sz="4"/>
               <w:left w:val="single" w:color="D9D9D9" w:sz="4"/>
@@ -504,7 +504,7 @@
         </w:tc>
         <w:tc>
           <w:tcPr>
-            <w:tcW w:type="dxa" w:w="1440"/>
+            <w:tcW w:type="dxa" w:w="1300"/>
             <w:tcBorders>
               <w:top w:val="single" w:color="D9D9D9" w:sz="4"/>
               <w:left w:val="single" w:color="D9D9D9" w:sz="4"/>
@@ -535,32 +535,32 @@
         </w:tc>
         <w:tc>
           <w:tcPr>
-            <w:tcW w:type="dxa" w:w="1478"/>
-            <w:tcBorders>
-              <w:top w:val="single" w:color="D9D9D9" w:sz="4"/>
-              <w:left w:val="single" w:color="D9D9D9" w:sz="4"/>
-              <w:bottom w:val="single" w:color="D9D9D9" w:sz="4"/>
-              <w:right w:val="single" w:color="D9D9D9" w:sz="4"/>
-            </w:tcBorders>
-            <w:tcMar>
-              <w:top w:type="dxa" w:w="70"/>
-              <w:left w:type="dxa" w:w="80"/>
-              <w:bottom w:type="dxa" w:w="70"/>
-              <w:right w:type="dxa" w:w="80"/>
-            </w:tcMar>
-          </w:tcPr>
-          <w:p>
-            <w:pPr>
-              <w:keepNext w:val="false"/>
-              <w:spacing w:after="0" w:line="240"/>
-            </w:pPr>
-            <w:r>
-              <w:rPr>
-                <w:rFonts w:ascii="Times New Roman" w:cs="Times New Roman" w:eastAsia="Times New Roman" w:hAnsi="Times New Roman"/>
-                <w:sz w:val="22"/>
-                <w:szCs w:val="22"/>
-              </w:rPr>
-              <w:t xml:space="preserve">Admitted; tender</w:t>
+            <w:tcW w:type="dxa" w:w="1698"/>
+            <w:tcBorders>
+              <w:top w:val="single" w:color="D9D9D9" w:sz="4"/>
+              <w:left w:val="single" w:color="D9D9D9" w:sz="4"/>
+              <w:bottom w:val="single" w:color="D9D9D9" w:sz="4"/>
+              <w:right w:val="single" w:color="D9D9D9" w:sz="4"/>
+            </w:tcBorders>
+            <w:tcMar>
+              <w:top w:type="dxa" w:w="70"/>
+              <w:left w:type="dxa" w:w="80"/>
+              <w:bottom w:type="dxa" w:w="70"/>
+              <w:right w:type="dxa" w:w="80"/>
+            </w:tcMar>
+          </w:tcPr>
+          <w:p>
+            <w:pPr>
+              <w:keepNext w:val="false"/>
+              <w:spacing w:after="0" w:line="240"/>
+            </w:pPr>
+            <w:r>
+              <w:rPr>
+                <w:rFonts w:ascii="Times New Roman" w:cs="Times New Roman" w:eastAsia="Times New Roman" w:hAnsi="Times New Roman"/>
+                <w:sz w:val="22"/>
+                <w:szCs w:val="22"/>
+              </w:rPr>
+              <w:t xml:space="preserve">Admitted; tender proposed</w:t>
             </w:r>
           </w:p>
         </w:tc>
@@ -603,7 +603,7 @@
         </w:tc>
         <w:tc>
           <w:tcPr>
-            <w:tcW w:type="dxa" w:w="2400"/>
+            <w:tcW w:type="dxa" w:w="2340"/>
             <w:tcBorders>
               <w:top w:val="single" w:color="D9D9D9" w:sz="4"/>
               <w:left w:val="single" w:color="D9D9D9" w:sz="4"/>
@@ -696,7 +696,7 @@
         </w:tc>
         <w:tc>
           <w:tcPr>
-            <w:tcW w:type="dxa" w:w="1560"/>
+            <w:tcW w:type="dxa" w:w="1540"/>
             <w:tcBorders>
               <w:top w:val="single" w:color="D9D9D9" w:sz="4"/>
               <w:left w:val="single" w:color="D9D9D9" w:sz="4"/>
@@ -727,7 +727,7 @@
         </w:tc>
         <w:tc>
           <w:tcPr>
-            <w:tcW w:type="dxa" w:w="1440"/>
+            <w:tcW w:type="dxa" w:w="1300"/>
             <w:tcBorders>
               <w:top w:val="single" w:color="D9D9D9" w:sz="4"/>
               <w:left w:val="single" w:color="D9D9D9" w:sz="4"/>
@@ -758,32 +758,32 @@
         </w:tc>
         <w:tc>
           <w:tcPr>
-            <w:tcW w:type="dxa" w:w="1478"/>
-            <w:tcBorders>
-              <w:top w:val="single" w:color="D9D9D9" w:sz="4"/>
-              <w:left w:val="single" w:color="D9D9D9" w:sz="4"/>
-              <w:bottom w:val="single" w:color="D9D9D9" w:sz="4"/>
-              <w:right w:val="single" w:color="D9D9D9" w:sz="4"/>
-            </w:tcBorders>
-            <w:tcMar>
-              <w:top w:type="dxa" w:w="70"/>
-              <w:left w:type="dxa" w:w="80"/>
-              <w:bottom w:type="dxa" w:w="70"/>
-              <w:right w:type="dxa" w:w="80"/>
-            </w:tcMar>
-          </w:tcPr>
-          <w:p>
-            <w:pPr>
-              <w:keepNext w:val="false"/>
-              <w:spacing w:after="0" w:line="240"/>
-            </w:pPr>
-            <w:r>
-              <w:rPr>
-                <w:rFonts w:ascii="Times New Roman" w:cs="Times New Roman" w:eastAsia="Times New Roman" w:hAnsi="Times New Roman"/>
-                <w:sz w:val="22"/>
-                <w:szCs w:val="22"/>
-              </w:rPr>
-              <w:t xml:space="preserve">Admitted; tender</w:t>
+            <w:tcW w:type="dxa" w:w="1698"/>
+            <w:tcBorders>
+              <w:top w:val="single" w:color="D9D9D9" w:sz="4"/>
+              <w:left w:val="single" w:color="D9D9D9" w:sz="4"/>
+              <w:bottom w:val="single" w:color="D9D9D9" w:sz="4"/>
+              <w:right w:val="single" w:color="D9D9D9" w:sz="4"/>
+            </w:tcBorders>
+            <w:tcMar>
+              <w:top w:type="dxa" w:w="70"/>
+              <w:left w:type="dxa" w:w="80"/>
+              <w:bottom w:type="dxa" w:w="70"/>
+              <w:right w:type="dxa" w:w="80"/>
+            </w:tcMar>
+          </w:tcPr>
+          <w:p>
+            <w:pPr>
+              <w:keepNext w:val="false"/>
+              <w:spacing w:after="0" w:line="240"/>
+            </w:pPr>
+            <w:r>
+              <w:rPr>
+                <w:rFonts w:ascii="Times New Roman" w:cs="Times New Roman" w:eastAsia="Times New Roman" w:hAnsi="Times New Roman"/>
+                <w:sz w:val="22"/>
+                <w:szCs w:val="22"/>
+              </w:rPr>
+              <w:t xml:space="preserve">Admitted; tender proposed</w:t>
             </w:r>
           </w:p>
         </w:tc>
@@ -826,7 +826,7 @@
         </w:tc>
         <w:tc>
           <w:tcPr>
-            <w:tcW w:type="dxa" w:w="2400"/>
+            <w:tcW w:type="dxa" w:w="2340"/>
             <w:tcBorders>
               <w:top w:val="single" w:color="D9D9D9" w:sz="4"/>
               <w:left w:val="single" w:color="D9D9D9" w:sz="4"/>
@@ -919,7 +919,7 @@
         </w:tc>
         <w:tc>
           <w:tcPr>
-            <w:tcW w:type="dxa" w:w="1560"/>
+            <w:tcW w:type="dxa" w:w="1540"/>
             <w:tcBorders>
               <w:top w:val="single" w:color="D9D9D9" w:sz="4"/>
               <w:left w:val="single" w:color="D9D9D9" w:sz="4"/>
@@ -950,7 +950,7 @@
         </w:tc>
         <w:tc>
           <w:tcPr>
-            <w:tcW w:type="dxa" w:w="1440"/>
+            <w:tcW w:type="dxa" w:w="1300"/>
             <w:tcBorders>
               <w:top w:val="single" w:color="D9D9D9" w:sz="4"/>
               <w:left w:val="single" w:color="D9D9D9" w:sz="4"/>
@@ -981,32 +981,32 @@
         </w:tc>
         <w:tc>
           <w:tcPr>
-            <w:tcW w:type="dxa" w:w="1478"/>
-            <w:tcBorders>
-              <w:top w:val="single" w:color="D9D9D9" w:sz="4"/>
-              <w:left w:val="single" w:color="D9D9D9" w:sz="4"/>
-              <w:bottom w:val="single" w:color="D9D9D9" w:sz="4"/>
-              <w:right w:val="single" w:color="D9D9D9" w:sz="4"/>
-            </w:tcBorders>
-            <w:tcMar>
-              <w:top w:type="dxa" w:w="70"/>
-              <w:left w:type="dxa" w:w="80"/>
-              <w:bottom w:type="dxa" w:w="70"/>
-              <w:right w:type="dxa" w:w="80"/>
-            </w:tcMar>
-          </w:tcPr>
-          <w:p>
-            <w:pPr>
-              <w:keepNext w:val="false"/>
-              <w:spacing w:after="0" w:line="240"/>
-            </w:pPr>
-            <w:r>
-              <w:rPr>
-                <w:rFonts w:ascii="Times New Roman" w:cs="Times New Roman" w:eastAsia="Times New Roman" w:hAnsi="Times New Roman"/>
-                <w:sz w:val="22"/>
-                <w:szCs w:val="22"/>
-              </w:rPr>
-              <w:t xml:space="preserve">Admitted; tender</w:t>
+            <w:tcW w:type="dxa" w:w="1698"/>
+            <w:tcBorders>
+              <w:top w:val="single" w:color="D9D9D9" w:sz="4"/>
+              <w:left w:val="single" w:color="D9D9D9" w:sz="4"/>
+              <w:bottom w:val="single" w:color="D9D9D9" w:sz="4"/>
+              <w:right w:val="single" w:color="D9D9D9" w:sz="4"/>
+            </w:tcBorders>
+            <w:tcMar>
+              <w:top w:type="dxa" w:w="70"/>
+              <w:left w:type="dxa" w:w="80"/>
+              <w:bottom w:type="dxa" w:w="70"/>
+              <w:right w:type="dxa" w:w="80"/>
+            </w:tcMar>
+          </w:tcPr>
+          <w:p>
+            <w:pPr>
+              <w:keepNext w:val="false"/>
+              <w:spacing w:after="0" w:line="240"/>
+            </w:pPr>
+            <w:r>
+              <w:rPr>
+                <w:rFonts w:ascii="Times New Roman" w:cs="Times New Roman" w:eastAsia="Times New Roman" w:hAnsi="Times New Roman"/>
+                <w:sz w:val="22"/>
+                <w:szCs w:val="22"/>
+              </w:rPr>
+              <w:t xml:space="preserve">Admitted; tender proposed</w:t>
             </w:r>
           </w:p>
         </w:tc>
@@ -1049,7 +1049,7 @@
         </w:tc>
         <w:tc>
           <w:tcPr>
-            <w:tcW w:type="dxa" w:w="2400"/>
+            <w:tcW w:type="dxa" w:w="2340"/>
             <w:tcBorders>
               <w:top w:val="single" w:color="D9D9D9" w:sz="4"/>
               <w:left w:val="single" w:color="D9D9D9" w:sz="4"/>
@@ -1142,7 +1142,7 @@
         </w:tc>
         <w:tc>
           <w:tcPr>
-            <w:tcW w:type="dxa" w:w="1560"/>
+            <w:tcW w:type="dxa" w:w="1540"/>
             <w:tcBorders>
               <w:top w:val="single" w:color="D9D9D9" w:sz="4"/>
               <w:left w:val="single" w:color="D9D9D9" w:sz="4"/>
@@ -1173,7 +1173,7 @@
         </w:tc>
         <w:tc>
           <w:tcPr>
-            <w:tcW w:type="dxa" w:w="1440"/>
+            <w:tcW w:type="dxa" w:w="1300"/>
             <w:tcBorders>
               <w:top w:val="single" w:color="D9D9D9" w:sz="4"/>
               <w:left w:val="single" w:color="D9D9D9" w:sz="4"/>
@@ -1204,32 +1204,32 @@
         </w:tc>
         <w:tc>
           <w:tcPr>
-            <w:tcW w:type="dxa" w:w="1478"/>
-            <w:tcBorders>
-              <w:top w:val="single" w:color="D9D9D9" w:sz="4"/>
-              <w:left w:val="single" w:color="D9D9D9" w:sz="4"/>
-              <w:bottom w:val="single" w:color="D9D9D9" w:sz="4"/>
-              <w:right w:val="single" w:color="D9D9D9" w:sz="4"/>
-            </w:tcBorders>
-            <w:tcMar>
-              <w:top w:type="dxa" w:w="70"/>
-              <w:left w:type="dxa" w:w="80"/>
-              <w:bottom w:type="dxa" w:w="70"/>
-              <w:right w:type="dxa" w:w="80"/>
-            </w:tcMar>
-          </w:tcPr>
-          <w:p>
-            <w:pPr>
-              <w:keepNext w:val="false"/>
-              <w:spacing w:after="0" w:line="240"/>
-            </w:pPr>
-            <w:r>
-              <w:rPr>
-                <w:rFonts w:ascii="Times New Roman" w:cs="Times New Roman" w:eastAsia="Times New Roman" w:hAnsi="Times New Roman"/>
-                <w:sz w:val="22"/>
-                <w:szCs w:val="22"/>
-              </w:rPr>
-              <w:t xml:space="preserve">Admitted; tender</w:t>
+            <w:tcW w:type="dxa" w:w="1698"/>
+            <w:tcBorders>
+              <w:top w:val="single" w:color="D9D9D9" w:sz="4"/>
+              <w:left w:val="single" w:color="D9D9D9" w:sz="4"/>
+              <w:bottom w:val="single" w:color="D9D9D9" w:sz="4"/>
+              <w:right w:val="single" w:color="D9D9D9" w:sz="4"/>
+            </w:tcBorders>
+            <w:tcMar>
+              <w:top w:type="dxa" w:w="70"/>
+              <w:left w:type="dxa" w:w="80"/>
+              <w:bottom w:type="dxa" w:w="70"/>
+              <w:right w:type="dxa" w:w="80"/>
+            </w:tcMar>
+          </w:tcPr>
+          <w:p>
+            <w:pPr>
+              <w:keepNext w:val="false"/>
+              <w:spacing w:after="0" w:line="240"/>
+            </w:pPr>
+            <w:r>
+              <w:rPr>
+                <w:rFonts w:ascii="Times New Roman" w:cs="Times New Roman" w:eastAsia="Times New Roman" w:hAnsi="Times New Roman"/>
+                <w:sz w:val="22"/>
+                <w:szCs w:val="22"/>
+              </w:rPr>
+              <w:t xml:space="preserve">Admitted; tender proposed</w:t>
             </w:r>
           </w:p>
         </w:tc>
@@ -1272,7 +1272,7 @@
         </w:tc>
         <w:tc>
           <w:tcPr>
-            <w:tcW w:type="dxa" w:w="2400"/>
+            <w:tcW w:type="dxa" w:w="2340"/>
             <w:tcBorders>
               <w:top w:val="single" w:color="D9D9D9" w:sz="4"/>
               <w:left w:val="single" w:color="D9D9D9" w:sz="4"/>
@@ -1365,7 +1365,7 @@
         </w:tc>
         <w:tc>
           <w:tcPr>
-            <w:tcW w:type="dxa" w:w="1560"/>
+            <w:tcW w:type="dxa" w:w="1540"/>
             <w:tcBorders>
               <w:top w:val="single" w:color="D9D9D9" w:sz="4"/>
               <w:left w:val="single" w:color="D9D9D9" w:sz="4"/>
@@ -1396,7 +1396,7 @@
         </w:tc>
         <w:tc>
           <w:tcPr>
-            <w:tcW w:type="dxa" w:w="1440"/>
+            <w:tcW w:type="dxa" w:w="1300"/>
             <w:tcBorders>
               <w:top w:val="single" w:color="D9D9D9" w:sz="4"/>
               <w:left w:val="single" w:color="D9D9D9" w:sz="4"/>
@@ -1427,32 +1427,32 @@
         </w:tc>
         <w:tc>
           <w:tcPr>
-            <w:tcW w:type="dxa" w:w="1478"/>
-            <w:tcBorders>
-              <w:top w:val="single" w:color="D9D9D9" w:sz="4"/>
-              <w:left w:val="single" w:color="D9D9D9" w:sz="4"/>
-              <w:bottom w:val="single" w:color="D9D9D9" w:sz="4"/>
-              <w:right w:val="single" w:color="D9D9D9" w:sz="4"/>
-            </w:tcBorders>
-            <w:tcMar>
-              <w:top w:type="dxa" w:w="70"/>
-              <w:left w:type="dxa" w:w="80"/>
-              <w:bottom w:type="dxa" w:w="70"/>
-              <w:right w:type="dxa" w:w="80"/>
-            </w:tcMar>
-          </w:tcPr>
-          <w:p>
-            <w:pPr>
-              <w:keepNext w:val="false"/>
-              <w:spacing w:after="0" w:line="240"/>
-            </w:pPr>
-            <w:r>
-              <w:rPr>
-                <w:rFonts w:ascii="Times New Roman" w:cs="Times New Roman" w:eastAsia="Times New Roman" w:hAnsi="Times New Roman"/>
-                <w:sz w:val="22"/>
-                <w:szCs w:val="22"/>
-              </w:rPr>
-              <w:t xml:space="preserve">Admitted; tender</w:t>
+            <w:tcW w:type="dxa" w:w="1698"/>
+            <w:tcBorders>
+              <w:top w:val="single" w:color="D9D9D9" w:sz="4"/>
+              <w:left w:val="single" w:color="D9D9D9" w:sz="4"/>
+              <w:bottom w:val="single" w:color="D9D9D9" w:sz="4"/>
+              <w:right w:val="single" w:color="D9D9D9" w:sz="4"/>
+            </w:tcBorders>
+            <w:tcMar>
+              <w:top w:type="dxa" w:w="70"/>
+              <w:left w:type="dxa" w:w="80"/>
+              <w:bottom w:type="dxa" w:w="70"/>
+              <w:right w:type="dxa" w:w="80"/>
+            </w:tcMar>
+          </w:tcPr>
+          <w:p>
+            <w:pPr>
+              <w:keepNext w:val="false"/>
+              <w:spacing w:after="0" w:line="240"/>
+            </w:pPr>
+            <w:r>
+              <w:rPr>
+                <w:rFonts w:ascii="Times New Roman" w:cs="Times New Roman" w:eastAsia="Times New Roman" w:hAnsi="Times New Roman"/>
+                <w:sz w:val="22"/>
+                <w:szCs w:val="22"/>
+              </w:rPr>
+              <w:t xml:space="preserve">Admitted; tender proposed</w:t>
             </w:r>
           </w:p>
         </w:tc>
@@ -1495,7 +1495,7 @@
         </w:tc>
         <w:tc>
           <w:tcPr>
-            <w:tcW w:type="dxa" w:w="2400"/>
+            <w:tcW w:type="dxa" w:w="2340"/>
             <w:tcBorders>
               <w:top w:val="single" w:color="D9D9D9" w:sz="4"/>
               <w:left w:val="single" w:color="D9D9D9" w:sz="4"/>
@@ -1588,7 +1588,7 @@
         </w:tc>
         <w:tc>
           <w:tcPr>
-            <w:tcW w:type="dxa" w:w="1560"/>
+            <w:tcW w:type="dxa" w:w="1540"/>
             <w:tcBorders>
               <w:top w:val="single" w:color="D9D9D9" w:sz="4"/>
               <w:left w:val="single" w:color="D9D9D9" w:sz="4"/>
@@ -1619,7 +1619,7 @@
         </w:tc>
         <w:tc>
           <w:tcPr>
-            <w:tcW w:type="dxa" w:w="1440"/>
+            <w:tcW w:type="dxa" w:w="1300"/>
             <w:tcBorders>
               <w:top w:val="single" w:color="D9D9D9" w:sz="4"/>
               <w:left w:val="single" w:color="D9D9D9" w:sz="4"/>
@@ -1650,32 +1650,32 @@
         </w:tc>
         <w:tc>
           <w:tcPr>
-            <w:tcW w:type="dxa" w:w="1478"/>
-            <w:tcBorders>
-              <w:top w:val="single" w:color="D9D9D9" w:sz="4"/>
-              <w:left w:val="single" w:color="D9D9D9" w:sz="4"/>
-              <w:bottom w:val="single" w:color="D9D9D9" w:sz="4"/>
-              <w:right w:val="single" w:color="D9D9D9" w:sz="4"/>
-            </w:tcBorders>
-            <w:tcMar>
-              <w:top w:type="dxa" w:w="70"/>
-              <w:left w:type="dxa" w:w="80"/>
-              <w:bottom w:type="dxa" w:w="70"/>
-              <w:right w:type="dxa" w:w="80"/>
-            </w:tcMar>
-          </w:tcPr>
-          <w:p>
-            <w:pPr>
-              <w:keepNext w:val="false"/>
-              <w:spacing w:after="0" w:line="240"/>
-            </w:pPr>
-            <w:r>
-              <w:rPr>
-                <w:rFonts w:ascii="Times New Roman" w:cs="Times New Roman" w:eastAsia="Times New Roman" w:hAnsi="Times New Roman"/>
-                <w:sz w:val="22"/>
-                <w:szCs w:val="22"/>
-              </w:rPr>
-              <w:t xml:space="preserve">Admitted; tender</w:t>
+            <w:tcW w:type="dxa" w:w="1698"/>
+            <w:tcBorders>
+              <w:top w:val="single" w:color="D9D9D9" w:sz="4"/>
+              <w:left w:val="single" w:color="D9D9D9" w:sz="4"/>
+              <w:bottom w:val="single" w:color="D9D9D9" w:sz="4"/>
+              <w:right w:val="single" w:color="D9D9D9" w:sz="4"/>
+            </w:tcBorders>
+            <w:tcMar>
+              <w:top w:type="dxa" w:w="70"/>
+              <w:left w:type="dxa" w:w="80"/>
+              <w:bottom w:type="dxa" w:w="70"/>
+              <w:right w:type="dxa" w:w="80"/>
+            </w:tcMar>
+          </w:tcPr>
+          <w:p>
+            <w:pPr>
+              <w:keepNext w:val="false"/>
+              <w:spacing w:after="0" w:line="240"/>
+            </w:pPr>
+            <w:r>
+              <w:rPr>
+                <w:rFonts w:ascii="Times New Roman" w:cs="Times New Roman" w:eastAsia="Times New Roman" w:hAnsi="Times New Roman"/>
+                <w:sz w:val="22"/>
+                <w:szCs w:val="22"/>
+              </w:rPr>
+              <w:t xml:space="preserve">Admitted; tender proposed</w:t>
             </w:r>
           </w:p>
         </w:tc>
@@ -1718,7 +1718,7 @@
         </w:tc>
         <w:tc>
           <w:tcPr>
-            <w:tcW w:type="dxa" w:w="2400"/>
+            <w:tcW w:type="dxa" w:w="2340"/>
             <w:tcBorders>
               <w:top w:val="single" w:color="D9D9D9" w:sz="4"/>
               <w:left w:val="single" w:color="D9D9D9" w:sz="4"/>
@@ -1811,7 +1811,7 @@
         </w:tc>
         <w:tc>
           <w:tcPr>
-            <w:tcW w:type="dxa" w:w="1560"/>
+            <w:tcW w:type="dxa" w:w="1540"/>
             <w:tcBorders>
               <w:top w:val="single" w:color="D9D9D9" w:sz="4"/>
               <w:left w:val="single" w:color="D9D9D9" w:sz="4"/>
@@ -1842,7 +1842,7 @@
         </w:tc>
         <w:tc>
           <w:tcPr>
-            <w:tcW w:type="dxa" w:w="1440"/>
+            <w:tcW w:type="dxa" w:w="1300"/>
             <w:tcBorders>
               <w:top w:val="single" w:color="D9D9D9" w:sz="4"/>
               <w:left w:val="single" w:color="D9D9D9" w:sz="4"/>
@@ -1873,32 +1873,32 @@
         </w:tc>
         <w:tc>
           <w:tcPr>
-            <w:tcW w:type="dxa" w:w="1478"/>
-            <w:tcBorders>
-              <w:top w:val="single" w:color="D9D9D9" w:sz="4"/>
-              <w:left w:val="single" w:color="D9D9D9" w:sz="4"/>
-              <w:bottom w:val="single" w:color="D9D9D9" w:sz="4"/>
-              <w:right w:val="single" w:color="D9D9D9" w:sz="4"/>
-            </w:tcBorders>
-            <w:tcMar>
-              <w:top w:type="dxa" w:w="70"/>
-              <w:left w:type="dxa" w:w="80"/>
-              <w:bottom w:type="dxa" w:w="70"/>
-              <w:right w:type="dxa" w:w="80"/>
-            </w:tcMar>
-          </w:tcPr>
-          <w:p>
-            <w:pPr>
-              <w:keepNext w:val="false"/>
-              <w:spacing w:after="0" w:line="240"/>
-            </w:pPr>
-            <w:r>
-              <w:rPr>
-                <w:rFonts w:ascii="Times New Roman" w:cs="Times New Roman" w:eastAsia="Times New Roman" w:hAnsi="Times New Roman"/>
-                <w:sz w:val="22"/>
-                <w:szCs w:val="22"/>
-              </w:rPr>
-              <w:t xml:space="preserve">Admitted; tender</w:t>
+            <w:tcW w:type="dxa" w:w="1698"/>
+            <w:tcBorders>
+              <w:top w:val="single" w:color="D9D9D9" w:sz="4"/>
+              <w:left w:val="single" w:color="D9D9D9" w:sz="4"/>
+              <w:bottom w:val="single" w:color="D9D9D9" w:sz="4"/>
+              <w:right w:val="single" w:color="D9D9D9" w:sz="4"/>
+            </w:tcBorders>
+            <w:tcMar>
+              <w:top w:type="dxa" w:w="70"/>
+              <w:left w:type="dxa" w:w="80"/>
+              <w:bottom w:type="dxa" w:w="70"/>
+              <w:right w:type="dxa" w:w="80"/>
+            </w:tcMar>
+          </w:tcPr>
+          <w:p>
+            <w:pPr>
+              <w:keepNext w:val="false"/>
+              <w:spacing w:after="0" w:line="240"/>
+            </w:pPr>
+            <w:r>
+              <w:rPr>
+                <w:rFonts w:ascii="Times New Roman" w:cs="Times New Roman" w:eastAsia="Times New Roman" w:hAnsi="Times New Roman"/>
+                <w:sz w:val="22"/>
+                <w:szCs w:val="22"/>
+              </w:rPr>
+              <w:t xml:space="preserve">Admitted; tender proposed</w:t>
             </w:r>
           </w:p>
         </w:tc>
@@ -1941,7 +1941,7 @@
         </w:tc>
         <w:tc>
           <w:tcPr>
-            <w:tcW w:type="dxa" w:w="2400"/>
+            <w:tcW w:type="dxa" w:w="2340"/>
             <w:tcBorders>
               <w:top w:val="single" w:color="D9D9D9" w:sz="4"/>
               <w:left w:val="single" w:color="D9D9D9" w:sz="4"/>
@@ -2034,7 +2034,7 @@
         </w:tc>
         <w:tc>
           <w:tcPr>
-            <w:tcW w:type="dxa" w:w="1560"/>
+            <w:tcW w:type="dxa" w:w="1540"/>
             <w:tcBorders>
               <w:top w:val="single" w:color="D9D9D9" w:sz="4"/>
               <w:left w:val="single" w:color="D9D9D9" w:sz="4"/>
@@ -2065,7 +2065,7 @@
         </w:tc>
         <w:tc>
           <w:tcPr>
-            <w:tcW w:type="dxa" w:w="1440"/>
+            <w:tcW w:type="dxa" w:w="1300"/>
             <w:tcBorders>
               <w:top w:val="single" w:color="D9D9D9" w:sz="4"/>
               <w:left w:val="single" w:color="D9D9D9" w:sz="4"/>
@@ -2096,32 +2096,32 @@
         </w:tc>
         <w:tc>
           <w:tcPr>
-            <w:tcW w:type="dxa" w:w="1478"/>
-            <w:tcBorders>
-              <w:top w:val="single" w:color="D9D9D9" w:sz="4"/>
-              <w:left w:val="single" w:color="D9D9D9" w:sz="4"/>
-              <w:bottom w:val="single" w:color="D9D9D9" w:sz="4"/>
-              <w:right w:val="single" w:color="D9D9D9" w:sz="4"/>
-            </w:tcBorders>
-            <w:tcMar>
-              <w:top w:type="dxa" w:w="70"/>
-              <w:left w:type="dxa" w:w="80"/>
-              <w:bottom w:type="dxa" w:w="70"/>
-              <w:right w:type="dxa" w:w="80"/>
-            </w:tcMar>
-          </w:tcPr>
-          <w:p>
-            <w:pPr>
-              <w:keepNext w:val="false"/>
-              <w:spacing w:after="0" w:line="240"/>
-            </w:pPr>
-            <w:r>
-              <w:rPr>
-                <w:rFonts w:ascii="Times New Roman" w:cs="Times New Roman" w:eastAsia="Times New Roman" w:hAnsi="Times New Roman"/>
-                <w:sz w:val="22"/>
-                <w:szCs w:val="22"/>
-              </w:rPr>
-              <w:t xml:space="preserve">Admitted; tender</w:t>
+            <w:tcW w:type="dxa" w:w="1698"/>
+            <w:tcBorders>
+              <w:top w:val="single" w:color="D9D9D9" w:sz="4"/>
+              <w:left w:val="single" w:color="D9D9D9" w:sz="4"/>
+              <w:bottom w:val="single" w:color="D9D9D9" w:sz="4"/>
+              <w:right w:val="single" w:color="D9D9D9" w:sz="4"/>
+            </w:tcBorders>
+            <w:tcMar>
+              <w:top w:type="dxa" w:w="70"/>
+              <w:left w:type="dxa" w:w="80"/>
+              <w:bottom w:type="dxa" w:w="70"/>
+              <w:right w:type="dxa" w:w="80"/>
+            </w:tcMar>
+          </w:tcPr>
+          <w:p>
+            <w:pPr>
+              <w:keepNext w:val="false"/>
+              <w:spacing w:after="0" w:line="240"/>
+            </w:pPr>
+            <w:r>
+              <w:rPr>
+                <w:rFonts w:ascii="Times New Roman" w:cs="Times New Roman" w:eastAsia="Times New Roman" w:hAnsi="Times New Roman"/>
+                <w:sz w:val="22"/>
+                <w:szCs w:val="22"/>
+              </w:rPr>
+              <w:t xml:space="preserve">Admitted; tender proposed</w:t>
             </w:r>
           </w:p>
         </w:tc>
@@ -2164,7 +2164,7 @@
         </w:tc>
         <w:tc>
           <w:tcPr>
-            <w:tcW w:type="dxa" w:w="2400"/>
+            <w:tcW w:type="dxa" w:w="2340"/>
             <w:tcBorders>
               <w:top w:val="single" w:color="D9D9D9" w:sz="4"/>
               <w:left w:val="single" w:color="D9D9D9" w:sz="4"/>
@@ -2257,7 +2257,7 @@
         </w:tc>
         <w:tc>
           <w:tcPr>
-            <w:tcW w:type="dxa" w:w="1560"/>
+            <w:tcW w:type="dxa" w:w="1540"/>
             <w:tcBorders>
               <w:top w:val="single" w:color="D9D9D9" w:sz="4"/>
               <w:left w:val="single" w:color="D9D9D9" w:sz="4"/>
@@ -2288,7 +2288,7 @@
         </w:tc>
         <w:tc>
           <w:tcPr>
-            <w:tcW w:type="dxa" w:w="1440"/>
+            <w:tcW w:type="dxa" w:w="1300"/>
             <w:tcBorders>
               <w:top w:val="single" w:color="D9D9D9" w:sz="4"/>
               <w:left w:val="single" w:color="D9D9D9" w:sz="4"/>
@@ -2319,32 +2319,32 @@
         </w:tc>
         <w:tc>
           <w:tcPr>
-            <w:tcW w:type="dxa" w:w="1478"/>
-            <w:tcBorders>
-              <w:top w:val="single" w:color="D9D9D9" w:sz="4"/>
-              <w:left w:val="single" w:color="D9D9D9" w:sz="4"/>
-              <w:bottom w:val="single" w:color="D9D9D9" w:sz="4"/>
-              <w:right w:val="single" w:color="D9D9D9" w:sz="4"/>
-            </w:tcBorders>
-            <w:tcMar>
-              <w:top w:type="dxa" w:w="70"/>
-              <w:left w:type="dxa" w:w="80"/>
-              <w:bottom w:type="dxa" w:w="70"/>
-              <w:right w:type="dxa" w:w="80"/>
-            </w:tcMar>
-          </w:tcPr>
-          <w:p>
-            <w:pPr>
-              <w:keepNext w:val="false"/>
-              <w:spacing w:after="0" w:line="240"/>
-            </w:pPr>
-            <w:r>
-              <w:rPr>
-                <w:rFonts w:ascii="Times New Roman" w:cs="Times New Roman" w:eastAsia="Times New Roman" w:hAnsi="Times New Roman"/>
-                <w:sz w:val="22"/>
-                <w:szCs w:val="22"/>
-              </w:rPr>
-              <w:t xml:space="preserve">Admitted; tender</w:t>
+            <w:tcW w:type="dxa" w:w="1698"/>
+            <w:tcBorders>
+              <w:top w:val="single" w:color="D9D9D9" w:sz="4"/>
+              <w:left w:val="single" w:color="D9D9D9" w:sz="4"/>
+              <w:bottom w:val="single" w:color="D9D9D9" w:sz="4"/>
+              <w:right w:val="single" w:color="D9D9D9" w:sz="4"/>
+            </w:tcBorders>
+            <w:tcMar>
+              <w:top w:type="dxa" w:w="70"/>
+              <w:left w:type="dxa" w:w="80"/>
+              <w:bottom w:type="dxa" w:w="70"/>
+              <w:right w:type="dxa" w:w="80"/>
+            </w:tcMar>
+          </w:tcPr>
+          <w:p>
+            <w:pPr>
+              <w:keepNext w:val="false"/>
+              <w:spacing w:after="0" w:line="240"/>
+            </w:pPr>
+            <w:r>
+              <w:rPr>
+                <w:rFonts w:ascii="Times New Roman" w:cs="Times New Roman" w:eastAsia="Times New Roman" w:hAnsi="Times New Roman"/>
+                <w:sz w:val="22"/>
+                <w:szCs w:val="22"/>
+              </w:rPr>
+              <w:t xml:space="preserve">Admitted; tender proposed</w:t>
             </w:r>
           </w:p>
         </w:tc>
@@ -2387,7 +2387,7 @@
         </w:tc>
         <w:tc>
           <w:tcPr>
-            <w:tcW w:type="dxa" w:w="2400"/>
+            <w:tcW w:type="dxa" w:w="2340"/>
             <w:tcBorders>
               <w:top w:val="single" w:color="D9D9D9" w:sz="4"/>
               <w:left w:val="single" w:color="D9D9D9" w:sz="4"/>
@@ -2480,7 +2480,7 @@
         </w:tc>
         <w:tc>
           <w:tcPr>
-            <w:tcW w:type="dxa" w:w="1560"/>
+            <w:tcW w:type="dxa" w:w="1540"/>
             <w:tcBorders>
               <w:top w:val="single" w:color="D9D9D9" w:sz="4"/>
               <w:left w:val="single" w:color="D9D9D9" w:sz="4"/>
@@ -2511,7 +2511,7 @@
         </w:tc>
         <w:tc>
           <w:tcPr>
-            <w:tcW w:type="dxa" w:w="1440"/>
+            <w:tcW w:type="dxa" w:w="1300"/>
             <w:tcBorders>
               <w:top w:val="single" w:color="D9D9D9" w:sz="4"/>
               <w:left w:val="single" w:color="D9D9D9" w:sz="4"/>
@@ -2542,32 +2542,32 @@
         </w:tc>
         <w:tc>
           <w:tcPr>
-            <w:tcW w:type="dxa" w:w="1478"/>
-            <w:tcBorders>
-              <w:top w:val="single" w:color="D9D9D9" w:sz="4"/>
-              <w:left w:val="single" w:color="D9D9D9" w:sz="4"/>
-              <w:bottom w:val="single" w:color="D9D9D9" w:sz="4"/>
-              <w:right w:val="single" w:color="D9D9D9" w:sz="4"/>
-            </w:tcBorders>
-            <w:tcMar>
-              <w:top w:type="dxa" w:w="70"/>
-              <w:left w:type="dxa" w:w="80"/>
-              <w:bottom w:type="dxa" w:w="70"/>
-              <w:right w:type="dxa" w:w="80"/>
-            </w:tcMar>
-          </w:tcPr>
-          <w:p>
-            <w:pPr>
-              <w:keepNext w:val="false"/>
-              <w:spacing w:after="0" w:line="240"/>
-            </w:pPr>
-            <w:r>
-              <w:rPr>
-                <w:rFonts w:ascii="Times New Roman" w:cs="Times New Roman" w:eastAsia="Times New Roman" w:hAnsi="Times New Roman"/>
-                <w:sz w:val="22"/>
-                <w:szCs w:val="22"/>
-              </w:rPr>
-              <w:t xml:space="preserve">Admitted; tender</w:t>
+            <w:tcW w:type="dxa" w:w="1698"/>
+            <w:tcBorders>
+              <w:top w:val="single" w:color="D9D9D9" w:sz="4"/>
+              <w:left w:val="single" w:color="D9D9D9" w:sz="4"/>
+              <w:bottom w:val="single" w:color="D9D9D9" w:sz="4"/>
+              <w:right w:val="single" w:color="D9D9D9" w:sz="4"/>
+            </w:tcBorders>
+            <w:tcMar>
+              <w:top w:type="dxa" w:w="70"/>
+              <w:left w:type="dxa" w:w="80"/>
+              <w:bottom w:type="dxa" w:w="70"/>
+              <w:right w:type="dxa" w:w="80"/>
+            </w:tcMar>
+          </w:tcPr>
+          <w:p>
+            <w:pPr>
+              <w:keepNext w:val="false"/>
+              <w:spacing w:after="0" w:line="240"/>
+            </w:pPr>
+            <w:r>
+              <w:rPr>
+                <w:rFonts w:ascii="Times New Roman" w:cs="Times New Roman" w:eastAsia="Times New Roman" w:hAnsi="Times New Roman"/>
+                <w:sz w:val="22"/>
+                <w:szCs w:val="22"/>
+              </w:rPr>
+              <w:t xml:space="preserve">Admitted; tender proposed</w:t>
             </w:r>
           </w:p>
         </w:tc>
@@ -2610,7 +2610,7 @@
         </w:tc>
         <w:tc>
           <w:tcPr>
-            <w:tcW w:type="dxa" w:w="2400"/>
+            <w:tcW w:type="dxa" w:w="2340"/>
             <w:tcBorders>
               <w:top w:val="single" w:color="D9D9D9" w:sz="4"/>
               <w:left w:val="single" w:color="D9D9D9" w:sz="4"/>
@@ -2703,7 +2703,7 @@
         </w:tc>
         <w:tc>
           <w:tcPr>
-            <w:tcW w:type="dxa" w:w="1560"/>
+            <w:tcW w:type="dxa" w:w="1540"/>
             <w:tcBorders>
               <w:top w:val="single" w:color="D9D9D9" w:sz="4"/>
               <w:left w:val="single" w:color="D9D9D9" w:sz="4"/>
@@ -2734,7 +2734,7 @@
         </w:tc>
         <w:tc>
           <w:tcPr>
-            <w:tcW w:type="dxa" w:w="1440"/>
+            <w:tcW w:type="dxa" w:w="1300"/>
             <w:tcBorders>
               <w:top w:val="single" w:color="D9D9D9" w:sz="4"/>
               <w:left w:val="single" w:color="D9D9D9" w:sz="4"/>
@@ -2765,32 +2765,32 @@
         </w:tc>
         <w:tc>
           <w:tcPr>
-            <w:tcW w:type="dxa" w:w="1478"/>
-            <w:tcBorders>
-              <w:top w:val="single" w:color="D9D9D9" w:sz="4"/>
-              <w:left w:val="single" w:color="D9D9D9" w:sz="4"/>
-              <w:bottom w:val="single" w:color="D9D9D9" w:sz="4"/>
-              <w:right w:val="single" w:color="D9D9D9" w:sz="4"/>
-            </w:tcBorders>
-            <w:tcMar>
-              <w:top w:type="dxa" w:w="70"/>
-              <w:left w:type="dxa" w:w="80"/>
-              <w:bottom w:type="dxa" w:w="70"/>
-              <w:right w:type="dxa" w:w="80"/>
-            </w:tcMar>
-          </w:tcPr>
-          <w:p>
-            <w:pPr>
-              <w:keepNext w:val="false"/>
-              <w:spacing w:after="0" w:line="240"/>
-            </w:pPr>
-            <w:r>
-              <w:rPr>
-                <w:rFonts w:ascii="Times New Roman" w:cs="Times New Roman" w:eastAsia="Times New Roman" w:hAnsi="Times New Roman"/>
-                <w:sz w:val="22"/>
-                <w:szCs w:val="22"/>
-              </w:rPr>
-              <w:t xml:space="preserve">Admitted; tender</w:t>
+            <w:tcW w:type="dxa" w:w="1698"/>
+            <w:tcBorders>
+              <w:top w:val="single" w:color="D9D9D9" w:sz="4"/>
+              <w:left w:val="single" w:color="D9D9D9" w:sz="4"/>
+              <w:bottom w:val="single" w:color="D9D9D9" w:sz="4"/>
+              <w:right w:val="single" w:color="D9D9D9" w:sz="4"/>
+            </w:tcBorders>
+            <w:tcMar>
+              <w:top w:type="dxa" w:w="70"/>
+              <w:left w:type="dxa" w:w="80"/>
+              <w:bottom w:type="dxa" w:w="70"/>
+              <w:right w:type="dxa" w:w="80"/>
+            </w:tcMar>
+          </w:tcPr>
+          <w:p>
+            <w:pPr>
+              <w:keepNext w:val="false"/>
+              <w:spacing w:after="0" w:line="240"/>
+            </w:pPr>
+            <w:r>
+              <w:rPr>
+                <w:rFonts w:ascii="Times New Roman" w:cs="Times New Roman" w:eastAsia="Times New Roman" w:hAnsi="Times New Roman"/>
+                <w:sz w:val="22"/>
+                <w:szCs w:val="22"/>
+              </w:rPr>
+              <w:t xml:space="preserve">Admitted; tender proposed</w:t>
             </w:r>
           </w:p>
         </w:tc>
@@ -2833,7 +2833,7 @@
         </w:tc>
         <w:tc>
           <w:tcPr>
-            <w:tcW w:type="dxa" w:w="2400"/>
+            <w:tcW w:type="dxa" w:w="2340"/>
             <w:tcBorders>
               <w:top w:val="single" w:color="D9D9D9" w:sz="4"/>
               <w:left w:val="single" w:color="D9D9D9" w:sz="4"/>
@@ -2926,7 +2926,7 @@
         </w:tc>
         <w:tc>
           <w:tcPr>
-            <w:tcW w:type="dxa" w:w="1560"/>
+            <w:tcW w:type="dxa" w:w="1540"/>
             <w:tcBorders>
               <w:top w:val="single" w:color="D9D9D9" w:sz="4"/>
               <w:left w:val="single" w:color="D9D9D9" w:sz="4"/>
@@ -2957,7 +2957,7 @@
         </w:tc>
         <w:tc>
           <w:tcPr>
-            <w:tcW w:type="dxa" w:w="1440"/>
+            <w:tcW w:type="dxa" w:w="1300"/>
             <w:tcBorders>
               <w:top w:val="single" w:color="D9D9D9" w:sz="4"/>
               <w:left w:val="single" w:color="D9D9D9" w:sz="4"/>
@@ -2988,32 +2988,32 @@
         </w:tc>
         <w:tc>
           <w:tcPr>
-            <w:tcW w:type="dxa" w:w="1478"/>
-            <w:tcBorders>
-              <w:top w:val="single" w:color="D9D9D9" w:sz="4"/>
-              <w:left w:val="single" w:color="D9D9D9" w:sz="4"/>
-              <w:bottom w:val="single" w:color="D9D9D9" w:sz="4"/>
-              <w:right w:val="single" w:color="D9D9D9" w:sz="4"/>
-            </w:tcBorders>
-            <w:tcMar>
-              <w:top w:type="dxa" w:w="70"/>
-              <w:left w:type="dxa" w:w="80"/>
-              <w:bottom w:type="dxa" w:w="70"/>
-              <w:right w:type="dxa" w:w="80"/>
-            </w:tcMar>
-          </w:tcPr>
-          <w:p>
-            <w:pPr>
-              <w:keepNext w:val="false"/>
-              <w:spacing w:after="0" w:line="240"/>
-            </w:pPr>
-            <w:r>
-              <w:rPr>
-                <w:rFonts w:ascii="Times New Roman" w:cs="Times New Roman" w:eastAsia="Times New Roman" w:hAnsi="Times New Roman"/>
-                <w:sz w:val="22"/>
-                <w:szCs w:val="22"/>
-              </w:rPr>
-              <w:t xml:space="preserve">Admitted; tender</w:t>
+            <w:tcW w:type="dxa" w:w="1698"/>
+            <w:tcBorders>
+              <w:top w:val="single" w:color="D9D9D9" w:sz="4"/>
+              <w:left w:val="single" w:color="D9D9D9" w:sz="4"/>
+              <w:bottom w:val="single" w:color="D9D9D9" w:sz="4"/>
+              <w:right w:val="single" w:color="D9D9D9" w:sz="4"/>
+            </w:tcBorders>
+            <w:tcMar>
+              <w:top w:type="dxa" w:w="70"/>
+              <w:left w:type="dxa" w:w="80"/>
+              <w:bottom w:type="dxa" w:w="70"/>
+              <w:right w:type="dxa" w:w="80"/>
+            </w:tcMar>
+          </w:tcPr>
+          <w:p>
+            <w:pPr>
+              <w:keepNext w:val="false"/>
+              <w:spacing w:after="0" w:line="240"/>
+            </w:pPr>
+            <w:r>
+              <w:rPr>
+                <w:rFonts w:ascii="Times New Roman" w:cs="Times New Roman" w:eastAsia="Times New Roman" w:hAnsi="Times New Roman"/>
+                <w:sz w:val="22"/>
+                <w:szCs w:val="22"/>
+              </w:rPr>
+              <w:t xml:space="preserve">Admitted; tender proposed</w:t>
             </w:r>
           </w:p>
         </w:tc>
@@ -3056,7 +3056,7 @@
         </w:tc>
         <w:tc>
           <w:tcPr>
-            <w:tcW w:type="dxa" w:w="2400"/>
+            <w:tcW w:type="dxa" w:w="2340"/>
             <w:tcBorders>
               <w:top w:val="single" w:color="D9D9D9" w:sz="4"/>
               <w:left w:val="single" w:color="D9D9D9" w:sz="4"/>
@@ -3149,7 +3149,7 @@
         </w:tc>
         <w:tc>
           <w:tcPr>
-            <w:tcW w:type="dxa" w:w="1560"/>
+            <w:tcW w:type="dxa" w:w="1540"/>
             <w:tcBorders>
               <w:top w:val="single" w:color="D9D9D9" w:sz="4"/>
               <w:left w:val="single" w:color="D9D9D9" w:sz="4"/>
@@ -3180,7 +3180,7 @@
         </w:tc>
         <w:tc>
           <w:tcPr>
-            <w:tcW w:type="dxa" w:w="1440"/>
+            <w:tcW w:type="dxa" w:w="1300"/>
             <w:tcBorders>
               <w:top w:val="single" w:color="D9D9D9" w:sz="4"/>
               <w:left w:val="single" w:color="D9D9D9" w:sz="4"/>
@@ -3211,32 +3211,32 @@
         </w:tc>
         <w:tc>
           <w:tcPr>
-            <w:tcW w:type="dxa" w:w="1478"/>
-            <w:tcBorders>
-              <w:top w:val="single" w:color="D9D9D9" w:sz="4"/>
-              <w:left w:val="single" w:color="D9D9D9" w:sz="4"/>
-              <w:bottom w:val="single" w:color="D9D9D9" w:sz="4"/>
-              <w:right w:val="single" w:color="D9D9D9" w:sz="4"/>
-            </w:tcBorders>
-            <w:tcMar>
-              <w:top w:type="dxa" w:w="70"/>
-              <w:left w:type="dxa" w:w="80"/>
-              <w:bottom w:type="dxa" w:w="70"/>
-              <w:right w:type="dxa" w:w="80"/>
-            </w:tcMar>
-          </w:tcPr>
-          <w:p>
-            <w:pPr>
-              <w:keepNext w:val="false"/>
-              <w:spacing w:after="0" w:line="240"/>
-            </w:pPr>
-            <w:r>
-              <w:rPr>
-                <w:rFonts w:ascii="Times New Roman" w:cs="Times New Roman" w:eastAsia="Times New Roman" w:hAnsi="Times New Roman"/>
-                <w:sz w:val="22"/>
-                <w:szCs w:val="22"/>
-              </w:rPr>
-              <w:t xml:space="preserve">Admitted; tender</w:t>
+            <w:tcW w:type="dxa" w:w="1698"/>
+            <w:tcBorders>
+              <w:top w:val="single" w:color="D9D9D9" w:sz="4"/>
+              <w:left w:val="single" w:color="D9D9D9" w:sz="4"/>
+              <w:bottom w:val="single" w:color="D9D9D9" w:sz="4"/>
+              <w:right w:val="single" w:color="D9D9D9" w:sz="4"/>
+            </w:tcBorders>
+            <w:tcMar>
+              <w:top w:type="dxa" w:w="70"/>
+              <w:left w:type="dxa" w:w="80"/>
+              <w:bottom w:type="dxa" w:w="70"/>
+              <w:right w:type="dxa" w:w="80"/>
+            </w:tcMar>
+          </w:tcPr>
+          <w:p>
+            <w:pPr>
+              <w:keepNext w:val="false"/>
+              <w:spacing w:after="0" w:line="240"/>
+            </w:pPr>
+            <w:r>
+              <w:rPr>
+                <w:rFonts w:ascii="Times New Roman" w:cs="Times New Roman" w:eastAsia="Times New Roman" w:hAnsi="Times New Roman"/>
+                <w:sz w:val="22"/>
+                <w:szCs w:val="22"/>
+              </w:rPr>
+              <w:t xml:space="preserve">Admitted; tender proposed</w:t>
             </w:r>
           </w:p>
         </w:tc>
@@ -3279,7 +3279,7 @@
         </w:tc>
         <w:tc>
           <w:tcPr>
-            <w:tcW w:type="dxa" w:w="2400"/>
+            <w:tcW w:type="dxa" w:w="2340"/>
             <w:tcBorders>
               <w:top w:val="single" w:color="D9D9D9" w:sz="4"/>
               <w:left w:val="single" w:color="D9D9D9" w:sz="4"/>
@@ -3372,7 +3372,7 @@
         </w:tc>
         <w:tc>
           <w:tcPr>
-            <w:tcW w:type="dxa" w:w="1560"/>
+            <w:tcW w:type="dxa" w:w="1540"/>
             <w:tcBorders>
               <w:top w:val="single" w:color="D9D9D9" w:sz="4"/>
               <w:left w:val="single" w:color="D9D9D9" w:sz="4"/>
@@ -3403,7 +3403,7 @@
         </w:tc>
         <w:tc>
           <w:tcPr>
-            <w:tcW w:type="dxa" w:w="1440"/>
+            <w:tcW w:type="dxa" w:w="1300"/>
             <w:tcBorders>
               <w:top w:val="single" w:color="D9D9D9" w:sz="4"/>
               <w:left w:val="single" w:color="D9D9D9" w:sz="4"/>
@@ -3434,32 +3434,32 @@
         </w:tc>
         <w:tc>
           <w:tcPr>
-            <w:tcW w:type="dxa" w:w="1478"/>
-            <w:tcBorders>
-              <w:top w:val="single" w:color="D9D9D9" w:sz="4"/>
-              <w:left w:val="single" w:color="D9D9D9" w:sz="4"/>
-              <w:bottom w:val="single" w:color="D9D9D9" w:sz="4"/>
-              <w:right w:val="single" w:color="D9D9D9" w:sz="4"/>
-            </w:tcBorders>
-            <w:tcMar>
-              <w:top w:type="dxa" w:w="70"/>
-              <w:left w:type="dxa" w:w="80"/>
-              <w:bottom w:type="dxa" w:w="70"/>
-              <w:right w:type="dxa" w:w="80"/>
-            </w:tcMar>
-          </w:tcPr>
-          <w:p>
-            <w:pPr>
-              <w:keepNext w:val="false"/>
-              <w:spacing w:after="0" w:line="240"/>
-            </w:pPr>
-            <w:r>
-              <w:rPr>
-                <w:rFonts w:ascii="Times New Roman" w:cs="Times New Roman" w:eastAsia="Times New Roman" w:hAnsi="Times New Roman"/>
-                <w:sz w:val="22"/>
-                <w:szCs w:val="22"/>
-              </w:rPr>
-              <w:t xml:space="preserve">Admitted; tender</w:t>
+            <w:tcW w:type="dxa" w:w="1698"/>
+            <w:tcBorders>
+              <w:top w:val="single" w:color="D9D9D9" w:sz="4"/>
+              <w:left w:val="single" w:color="D9D9D9" w:sz="4"/>
+              <w:bottom w:val="single" w:color="D9D9D9" w:sz="4"/>
+              <w:right w:val="single" w:color="D9D9D9" w:sz="4"/>
+            </w:tcBorders>
+            <w:tcMar>
+              <w:top w:type="dxa" w:w="70"/>
+              <w:left w:type="dxa" w:w="80"/>
+              <w:bottom w:type="dxa" w:w="70"/>
+              <w:right w:type="dxa" w:w="80"/>
+            </w:tcMar>
+          </w:tcPr>
+          <w:p>
+            <w:pPr>
+              <w:keepNext w:val="false"/>
+              <w:spacing w:after="0" w:line="240"/>
+            </w:pPr>
+            <w:r>
+              <w:rPr>
+                <w:rFonts w:ascii="Times New Roman" w:cs="Times New Roman" w:eastAsia="Times New Roman" w:hAnsi="Times New Roman"/>
+                <w:sz w:val="22"/>
+                <w:szCs w:val="22"/>
+              </w:rPr>
+              <w:t xml:space="preserve">Admitted; tender proposed</w:t>
             </w:r>
           </w:p>
         </w:tc>
@@ -3502,7 +3502,7 @@
         </w:tc>
         <w:tc>
           <w:tcPr>
-            <w:tcW w:type="dxa" w:w="2400"/>
+            <w:tcW w:type="dxa" w:w="2340"/>
             <w:tcBorders>
               <w:top w:val="single" w:color="D9D9D9" w:sz="4"/>
               <w:left w:val="single" w:color="D9D9D9" w:sz="4"/>
@@ -3595,7 +3595,7 @@
         </w:tc>
         <w:tc>
           <w:tcPr>
-            <w:tcW w:type="dxa" w:w="1560"/>
+            <w:tcW w:type="dxa" w:w="1540"/>
             <w:tcBorders>
               <w:top w:val="single" w:color="D9D9D9" w:sz="4"/>
               <w:left w:val="single" w:color="D9D9D9" w:sz="4"/>
@@ -3626,7 +3626,7 @@
         </w:tc>
         <w:tc>
           <w:tcPr>
-            <w:tcW w:type="dxa" w:w="1440"/>
+            <w:tcW w:type="dxa" w:w="1300"/>
             <w:tcBorders>
               <w:top w:val="single" w:color="D9D9D9" w:sz="4"/>
               <w:left w:val="single" w:color="D9D9D9" w:sz="4"/>
@@ -3657,32 +3657,32 @@
         </w:tc>
         <w:tc>
           <w:tcPr>
-            <w:tcW w:type="dxa" w:w="1478"/>
-            <w:tcBorders>
-              <w:top w:val="single" w:color="D9D9D9" w:sz="4"/>
-              <w:left w:val="single" w:color="D9D9D9" w:sz="4"/>
-              <w:bottom w:val="single" w:color="D9D9D9" w:sz="4"/>
-              <w:right w:val="single" w:color="D9D9D9" w:sz="4"/>
-            </w:tcBorders>
-            <w:tcMar>
-              <w:top w:type="dxa" w:w="70"/>
-              <w:left w:type="dxa" w:w="80"/>
-              <w:bottom w:type="dxa" w:w="70"/>
-              <w:right w:type="dxa" w:w="80"/>
-            </w:tcMar>
-          </w:tcPr>
-          <w:p>
-            <w:pPr>
-              <w:keepNext w:val="false"/>
-              <w:spacing w:after="0" w:line="240"/>
-            </w:pPr>
-            <w:r>
-              <w:rPr>
-                <w:rFonts w:ascii="Times New Roman" w:cs="Times New Roman" w:eastAsia="Times New Roman" w:hAnsi="Times New Roman"/>
-                <w:sz w:val="22"/>
-                <w:szCs w:val="22"/>
-              </w:rPr>
-              <w:t xml:space="preserve">Admitted; tender</w:t>
+            <w:tcW w:type="dxa" w:w="1698"/>
+            <w:tcBorders>
+              <w:top w:val="single" w:color="D9D9D9" w:sz="4"/>
+              <w:left w:val="single" w:color="D9D9D9" w:sz="4"/>
+              <w:bottom w:val="single" w:color="D9D9D9" w:sz="4"/>
+              <w:right w:val="single" w:color="D9D9D9" w:sz="4"/>
+            </w:tcBorders>
+            <w:tcMar>
+              <w:top w:type="dxa" w:w="70"/>
+              <w:left w:type="dxa" w:w="80"/>
+              <w:bottom w:type="dxa" w:w="70"/>
+              <w:right w:type="dxa" w:w="80"/>
+            </w:tcMar>
+          </w:tcPr>
+          <w:p>
+            <w:pPr>
+              <w:keepNext w:val="false"/>
+              <w:spacing w:after="0" w:line="240"/>
+            </w:pPr>
+            <w:r>
+              <w:rPr>
+                <w:rFonts w:ascii="Times New Roman" w:cs="Times New Roman" w:eastAsia="Times New Roman" w:hAnsi="Times New Roman"/>
+                <w:sz w:val="22"/>
+                <w:szCs w:val="22"/>
+              </w:rPr>
+              <w:t xml:space="preserve">Admitted; tender proposed</w:t>
             </w:r>
           </w:p>
         </w:tc>
@@ -3725,7 +3725,7 @@
         </w:tc>
         <w:tc>
           <w:tcPr>
-            <w:tcW w:type="dxa" w:w="2400"/>
+            <w:tcW w:type="dxa" w:w="2340"/>
             <w:tcBorders>
               <w:top w:val="single" w:color="D9D9D9" w:sz="4"/>
               <w:left w:val="single" w:color="D9D9D9" w:sz="4"/>
@@ -3818,7 +3818,7 @@
         </w:tc>
         <w:tc>
           <w:tcPr>
-            <w:tcW w:type="dxa" w:w="1560"/>
+            <w:tcW w:type="dxa" w:w="1540"/>
             <w:tcBorders>
               <w:top w:val="single" w:color="D9D9D9" w:sz="4"/>
               <w:left w:val="single" w:color="D9D9D9" w:sz="4"/>
@@ -3849,7 +3849,7 @@
         </w:tc>
         <w:tc>
           <w:tcPr>
-            <w:tcW w:type="dxa" w:w="1440"/>
+            <w:tcW w:type="dxa" w:w="1300"/>
             <w:tcBorders>
               <w:top w:val="single" w:color="D9D9D9" w:sz="4"/>
               <w:left w:val="single" w:color="D9D9D9" w:sz="4"/>
@@ -3880,32 +3880,32 @@
         </w:tc>
         <w:tc>
           <w:tcPr>
-            <w:tcW w:type="dxa" w:w="1478"/>
-            <w:tcBorders>
-              <w:top w:val="single" w:color="D9D9D9" w:sz="4"/>
-              <w:left w:val="single" w:color="D9D9D9" w:sz="4"/>
-              <w:bottom w:val="single" w:color="D9D9D9" w:sz="4"/>
-              <w:right w:val="single" w:color="D9D9D9" w:sz="4"/>
-            </w:tcBorders>
-            <w:tcMar>
-              <w:top w:type="dxa" w:w="70"/>
-              <w:left w:type="dxa" w:w="80"/>
-              <w:bottom w:type="dxa" w:w="70"/>
-              <w:right w:type="dxa" w:w="80"/>
-            </w:tcMar>
-          </w:tcPr>
-          <w:p>
-            <w:pPr>
-              <w:keepNext w:val="false"/>
-              <w:spacing w:after="0" w:line="240"/>
-            </w:pPr>
-            <w:r>
-              <w:rPr>
-                <w:rFonts w:ascii="Times New Roman" w:cs="Times New Roman" w:eastAsia="Times New Roman" w:hAnsi="Times New Roman"/>
-                <w:sz w:val="22"/>
-                <w:szCs w:val="22"/>
-              </w:rPr>
-              <w:t xml:space="preserve">Admitted; tender</w:t>
+            <w:tcW w:type="dxa" w:w="1698"/>
+            <w:tcBorders>
+              <w:top w:val="single" w:color="D9D9D9" w:sz="4"/>
+              <w:left w:val="single" w:color="D9D9D9" w:sz="4"/>
+              <w:bottom w:val="single" w:color="D9D9D9" w:sz="4"/>
+              <w:right w:val="single" w:color="D9D9D9" w:sz="4"/>
+            </w:tcBorders>
+            <w:tcMar>
+              <w:top w:type="dxa" w:w="70"/>
+              <w:left w:type="dxa" w:w="80"/>
+              <w:bottom w:type="dxa" w:w="70"/>
+              <w:right w:type="dxa" w:w="80"/>
+            </w:tcMar>
+          </w:tcPr>
+          <w:p>
+            <w:pPr>
+              <w:keepNext w:val="false"/>
+              <w:spacing w:after="0" w:line="240"/>
+            </w:pPr>
+            <w:r>
+              <w:rPr>
+                <w:rFonts w:ascii="Times New Roman" w:cs="Times New Roman" w:eastAsia="Times New Roman" w:hAnsi="Times New Roman"/>
+                <w:sz w:val="22"/>
+                <w:szCs w:val="22"/>
+              </w:rPr>
+              <w:t xml:space="preserve">Admitted; tender proposed</w:t>
             </w:r>
           </w:p>
         </w:tc>
@@ -3948,7 +3948,7 @@
         </w:tc>
         <w:tc>
           <w:tcPr>
-            <w:tcW w:type="dxa" w:w="2400"/>
+            <w:tcW w:type="dxa" w:w="2340"/>
             <w:tcBorders>
               <w:top w:val="single" w:color="D9D9D9" w:sz="4"/>
               <w:left w:val="single" w:color="D9D9D9" w:sz="4"/>
@@ -4041,7 +4041,7 @@
         </w:tc>
         <w:tc>
           <w:tcPr>
-            <w:tcW w:type="dxa" w:w="1560"/>
+            <w:tcW w:type="dxa" w:w="1540"/>
             <w:tcBorders>
               <w:top w:val="single" w:color="D9D9D9" w:sz="4"/>
               <w:left w:val="single" w:color="D9D9D9" w:sz="4"/>
@@ -4072,7 +4072,7 @@
         </w:tc>
         <w:tc>
           <w:tcPr>
-            <w:tcW w:type="dxa" w:w="1440"/>
+            <w:tcW w:type="dxa" w:w="1300"/>
             <w:tcBorders>
               <w:top w:val="single" w:color="D9D9D9" w:sz="4"/>
               <w:left w:val="single" w:color="D9D9D9" w:sz="4"/>
@@ -4103,32 +4103,32 @@
         </w:tc>
         <w:tc>
           <w:tcPr>
-            <w:tcW w:type="dxa" w:w="1478"/>
-            <w:tcBorders>
-              <w:top w:val="single" w:color="D9D9D9" w:sz="4"/>
-              <w:left w:val="single" w:color="D9D9D9" w:sz="4"/>
-              <w:bottom w:val="single" w:color="D9D9D9" w:sz="4"/>
-              <w:right w:val="single" w:color="D9D9D9" w:sz="4"/>
-            </w:tcBorders>
-            <w:tcMar>
-              <w:top w:type="dxa" w:w="70"/>
-              <w:left w:type="dxa" w:w="80"/>
-              <w:bottom w:type="dxa" w:w="70"/>
-              <w:right w:type="dxa" w:w="80"/>
-            </w:tcMar>
-          </w:tcPr>
-          <w:p>
-            <w:pPr>
-              <w:keepNext w:val="false"/>
-              <w:spacing w:after="0" w:line="240"/>
-            </w:pPr>
-            <w:r>
-              <w:rPr>
-                <w:rFonts w:ascii="Times New Roman" w:cs="Times New Roman" w:eastAsia="Times New Roman" w:hAnsi="Times New Roman"/>
-                <w:sz w:val="22"/>
-                <w:szCs w:val="22"/>
-              </w:rPr>
-              <w:t xml:space="preserve">Admitted; tender</w:t>
+            <w:tcW w:type="dxa" w:w="1698"/>
+            <w:tcBorders>
+              <w:top w:val="single" w:color="D9D9D9" w:sz="4"/>
+              <w:left w:val="single" w:color="D9D9D9" w:sz="4"/>
+              <w:bottom w:val="single" w:color="D9D9D9" w:sz="4"/>
+              <w:right w:val="single" w:color="D9D9D9" w:sz="4"/>
+            </w:tcBorders>
+            <w:tcMar>
+              <w:top w:type="dxa" w:w="70"/>
+              <w:left w:type="dxa" w:w="80"/>
+              <w:bottom w:type="dxa" w:w="70"/>
+              <w:right w:type="dxa" w:w="80"/>
+            </w:tcMar>
+          </w:tcPr>
+          <w:p>
+            <w:pPr>
+              <w:keepNext w:val="false"/>
+              <w:spacing w:after="0" w:line="240"/>
+            </w:pPr>
+            <w:r>
+              <w:rPr>
+                <w:rFonts w:ascii="Times New Roman" w:cs="Times New Roman" w:eastAsia="Times New Roman" w:hAnsi="Times New Roman"/>
+                <w:sz w:val="22"/>
+                <w:szCs w:val="22"/>
+              </w:rPr>
+              <w:t xml:space="preserve">Admitted; tender proposed</w:t>
             </w:r>
           </w:p>
         </w:tc>
@@ -4171,7 +4171,7 @@
         </w:tc>
         <w:tc>
           <w:tcPr>
-            <w:tcW w:type="dxa" w:w="2400"/>
+            <w:tcW w:type="dxa" w:w="2340"/>
             <w:tcBorders>
               <w:top w:val="single" w:color="D9D9D9" w:sz="4"/>
               <w:left w:val="single" w:color="D9D9D9" w:sz="4"/>
@@ -4264,7 +4264,7 @@
         </w:tc>
         <w:tc>
           <w:tcPr>
-            <w:tcW w:type="dxa" w:w="1560"/>
+            <w:tcW w:type="dxa" w:w="1540"/>
             <w:tcBorders>
               <w:top w:val="single" w:color="D9D9D9" w:sz="4"/>
               <w:left w:val="single" w:color="D9D9D9" w:sz="4"/>
@@ -4295,7 +4295,7 @@
         </w:tc>
         <w:tc>
           <w:tcPr>
-            <w:tcW w:type="dxa" w:w="1440"/>
+            <w:tcW w:type="dxa" w:w="1300"/>
             <w:tcBorders>
               <w:top w:val="single" w:color="D9D9D9" w:sz="4"/>
               <w:left w:val="single" w:color="D9D9D9" w:sz="4"/>
@@ -4326,32 +4326,32 @@
         </w:tc>
         <w:tc>
           <w:tcPr>
-            <w:tcW w:type="dxa" w:w="1478"/>
-            <w:tcBorders>
-              <w:top w:val="single" w:color="D9D9D9" w:sz="4"/>
-              <w:left w:val="single" w:color="D9D9D9" w:sz="4"/>
-              <w:bottom w:val="single" w:color="D9D9D9" w:sz="4"/>
-              <w:right w:val="single" w:color="D9D9D9" w:sz="4"/>
-            </w:tcBorders>
-            <w:tcMar>
-              <w:top w:type="dxa" w:w="70"/>
-              <w:left w:type="dxa" w:w="80"/>
-              <w:bottom w:type="dxa" w:w="70"/>
-              <w:right w:type="dxa" w:w="80"/>
-            </w:tcMar>
-          </w:tcPr>
-          <w:p>
-            <w:pPr>
-              <w:keepNext w:val="false"/>
-              <w:spacing w:after="0" w:line="240"/>
-            </w:pPr>
-            <w:r>
-              <w:rPr>
-                <w:rFonts w:ascii="Times New Roman" w:cs="Times New Roman" w:eastAsia="Times New Roman" w:hAnsi="Times New Roman"/>
-                <w:sz w:val="22"/>
-                <w:szCs w:val="22"/>
-              </w:rPr>
-              <w:t xml:space="preserve">Admitted; tender</w:t>
+            <w:tcW w:type="dxa" w:w="1698"/>
+            <w:tcBorders>
+              <w:top w:val="single" w:color="D9D9D9" w:sz="4"/>
+              <w:left w:val="single" w:color="D9D9D9" w:sz="4"/>
+              <w:bottom w:val="single" w:color="D9D9D9" w:sz="4"/>
+              <w:right w:val="single" w:color="D9D9D9" w:sz="4"/>
+            </w:tcBorders>
+            <w:tcMar>
+              <w:top w:type="dxa" w:w="70"/>
+              <w:left w:type="dxa" w:w="80"/>
+              <w:bottom w:type="dxa" w:w="70"/>
+              <w:right w:type="dxa" w:w="80"/>
+            </w:tcMar>
+          </w:tcPr>
+          <w:p>
+            <w:pPr>
+              <w:keepNext w:val="false"/>
+              <w:spacing w:after="0" w:line="240"/>
+            </w:pPr>
+            <w:r>
+              <w:rPr>
+                <w:rFonts w:ascii="Times New Roman" w:cs="Times New Roman" w:eastAsia="Times New Roman" w:hAnsi="Times New Roman"/>
+                <w:sz w:val="22"/>
+                <w:szCs w:val="22"/>
+              </w:rPr>
+              <w:t xml:space="preserve">Admitted; tender proposed</w:t>
             </w:r>
           </w:p>
         </w:tc>
@@ -4394,7 +4394,7 @@
         </w:tc>
         <w:tc>
           <w:tcPr>
-            <w:tcW w:type="dxa" w:w="2400"/>
+            <w:tcW w:type="dxa" w:w="2340"/>
             <w:tcBorders>
               <w:top w:val="single" w:color="D9D9D9" w:sz="4"/>
               <w:left w:val="single" w:color="D9D9D9" w:sz="4"/>
@@ -4487,7 +4487,7 @@
         </w:tc>
         <w:tc>
           <w:tcPr>
-            <w:tcW w:type="dxa" w:w="1560"/>
+            <w:tcW w:type="dxa" w:w="1540"/>
             <w:tcBorders>
               <w:top w:val="single" w:color="D9D9D9" w:sz="4"/>
               <w:left w:val="single" w:color="D9D9D9" w:sz="4"/>
@@ -4518,7 +4518,7 @@
         </w:tc>
         <w:tc>
           <w:tcPr>
-            <w:tcW w:type="dxa" w:w="1440"/>
+            <w:tcW w:type="dxa" w:w="1300"/>
             <w:tcBorders>
               <w:top w:val="single" w:color="D9D9D9" w:sz="4"/>
               <w:left w:val="single" w:color="D9D9D9" w:sz="4"/>
@@ -4549,32 +4549,32 @@
         </w:tc>
         <w:tc>
           <w:tcPr>
-            <w:tcW w:type="dxa" w:w="1478"/>
-            <w:tcBorders>
-              <w:top w:val="single" w:color="D9D9D9" w:sz="4"/>
-              <w:left w:val="single" w:color="D9D9D9" w:sz="4"/>
-              <w:bottom w:val="single" w:color="D9D9D9" w:sz="4"/>
-              <w:right w:val="single" w:color="D9D9D9" w:sz="4"/>
-            </w:tcBorders>
-            <w:tcMar>
-              <w:top w:type="dxa" w:w="70"/>
-              <w:left w:type="dxa" w:w="80"/>
-              <w:bottom w:type="dxa" w:w="70"/>
-              <w:right w:type="dxa" w:w="80"/>
-            </w:tcMar>
-          </w:tcPr>
-          <w:p>
-            <w:pPr>
-              <w:keepNext w:val="false"/>
-              <w:spacing w:after="0" w:line="240"/>
-            </w:pPr>
-            <w:r>
-              <w:rPr>
-                <w:rFonts w:ascii="Times New Roman" w:cs="Times New Roman" w:eastAsia="Times New Roman" w:hAnsi="Times New Roman"/>
-                <w:sz w:val="22"/>
-                <w:szCs w:val="22"/>
-              </w:rPr>
-              <w:t xml:space="preserve">Admitted; tender</w:t>
+            <w:tcW w:type="dxa" w:w="1698"/>
+            <w:tcBorders>
+              <w:top w:val="single" w:color="D9D9D9" w:sz="4"/>
+              <w:left w:val="single" w:color="D9D9D9" w:sz="4"/>
+              <w:bottom w:val="single" w:color="D9D9D9" w:sz="4"/>
+              <w:right w:val="single" w:color="D9D9D9" w:sz="4"/>
+            </w:tcBorders>
+            <w:tcMar>
+              <w:top w:type="dxa" w:w="70"/>
+              <w:left w:type="dxa" w:w="80"/>
+              <w:bottom w:type="dxa" w:w="70"/>
+              <w:right w:type="dxa" w:w="80"/>
+            </w:tcMar>
+          </w:tcPr>
+          <w:p>
+            <w:pPr>
+              <w:keepNext w:val="false"/>
+              <w:spacing w:after="0" w:line="240"/>
+            </w:pPr>
+            <w:r>
+              <w:rPr>
+                <w:rFonts w:ascii="Times New Roman" w:cs="Times New Roman" w:eastAsia="Times New Roman" w:hAnsi="Times New Roman"/>
+                <w:sz w:val="22"/>
+                <w:szCs w:val="22"/>
+              </w:rPr>
+              <w:t xml:space="preserve">Admitted; tender proposed</w:t>
             </w:r>
           </w:p>
         </w:tc>
@@ -4617,7 +4617,7 @@
         </w:tc>
         <w:tc>
           <w:tcPr>
-            <w:tcW w:type="dxa" w:w="2400"/>
+            <w:tcW w:type="dxa" w:w="2340"/>
             <w:tcBorders>
               <w:top w:val="single" w:color="D9D9D9" w:sz="4"/>
               <w:left w:val="single" w:color="D9D9D9" w:sz="4"/>
@@ -4710,7 +4710,7 @@
         </w:tc>
         <w:tc>
           <w:tcPr>
-            <w:tcW w:type="dxa" w:w="1560"/>
+            <w:tcW w:type="dxa" w:w="1540"/>
             <w:tcBorders>
               <w:top w:val="single" w:color="D9D9D9" w:sz="4"/>
               <w:left w:val="single" w:color="D9D9D9" w:sz="4"/>
@@ -4741,7 +4741,7 @@
         </w:tc>
         <w:tc>
           <w:tcPr>
-            <w:tcW w:type="dxa" w:w="1440"/>
+            <w:tcW w:type="dxa" w:w="1300"/>
             <w:tcBorders>
               <w:top w:val="single" w:color="D9D9D9" w:sz="4"/>
               <w:left w:val="single" w:color="D9D9D9" w:sz="4"/>
@@ -4772,32 +4772,32 @@
         </w:tc>
         <w:tc>
           <w:tcPr>
-            <w:tcW w:type="dxa" w:w="1478"/>
-            <w:tcBorders>
-              <w:top w:val="single" w:color="D9D9D9" w:sz="4"/>
-              <w:left w:val="single" w:color="D9D9D9" w:sz="4"/>
-              <w:bottom w:val="single" w:color="D9D9D9" w:sz="4"/>
-              <w:right w:val="single" w:color="D9D9D9" w:sz="4"/>
-            </w:tcBorders>
-            <w:tcMar>
-              <w:top w:type="dxa" w:w="70"/>
-              <w:left w:type="dxa" w:w="80"/>
-              <w:bottom w:type="dxa" w:w="70"/>
-              <w:right w:type="dxa" w:w="80"/>
-            </w:tcMar>
-          </w:tcPr>
-          <w:p>
-            <w:pPr>
-              <w:keepNext w:val="false"/>
-              <w:spacing w:after="0" w:line="240"/>
-            </w:pPr>
-            <w:r>
-              <w:rPr>
-                <w:rFonts w:ascii="Times New Roman" w:cs="Times New Roman" w:eastAsia="Times New Roman" w:hAnsi="Times New Roman"/>
-                <w:sz w:val="22"/>
-                <w:szCs w:val="22"/>
-              </w:rPr>
-              <w:t xml:space="preserve">Admitted; tender</w:t>
+            <w:tcW w:type="dxa" w:w="1698"/>
+            <w:tcBorders>
+              <w:top w:val="single" w:color="D9D9D9" w:sz="4"/>
+              <w:left w:val="single" w:color="D9D9D9" w:sz="4"/>
+              <w:bottom w:val="single" w:color="D9D9D9" w:sz="4"/>
+              <w:right w:val="single" w:color="D9D9D9" w:sz="4"/>
+            </w:tcBorders>
+            <w:tcMar>
+              <w:top w:type="dxa" w:w="70"/>
+              <w:left w:type="dxa" w:w="80"/>
+              <w:bottom w:type="dxa" w:w="70"/>
+              <w:right w:type="dxa" w:w="80"/>
+            </w:tcMar>
+          </w:tcPr>
+          <w:p>
+            <w:pPr>
+              <w:keepNext w:val="false"/>
+              <w:spacing w:after="0" w:line="240"/>
+            </w:pPr>
+            <w:r>
+              <w:rPr>
+                <w:rFonts w:ascii="Times New Roman" w:cs="Times New Roman" w:eastAsia="Times New Roman" w:hAnsi="Times New Roman"/>
+                <w:sz w:val="22"/>
+                <w:szCs w:val="22"/>
+              </w:rPr>
+              <w:t xml:space="preserve">Admitted; tender proposed</w:t>
             </w:r>
           </w:p>
         </w:tc>
@@ -4840,7 +4840,7 @@
         </w:tc>
         <w:tc>
           <w:tcPr>
-            <w:tcW w:type="dxa" w:w="2400"/>
+            <w:tcW w:type="dxa" w:w="2340"/>
             <w:tcBorders>
               <w:top w:val="single" w:color="D9D9D9" w:sz="4"/>
               <w:left w:val="single" w:color="D9D9D9" w:sz="4"/>
@@ -4933,7 +4933,7 @@
         </w:tc>
         <w:tc>
           <w:tcPr>
-            <w:tcW w:type="dxa" w:w="1560"/>
+            <w:tcW w:type="dxa" w:w="1540"/>
             <w:tcBorders>
               <w:top w:val="single" w:color="D9D9D9" w:sz="4"/>
               <w:left w:val="single" w:color="D9D9D9" w:sz="4"/>
@@ -4964,7 +4964,7 @@
         </w:tc>
         <w:tc>
           <w:tcPr>
-            <w:tcW w:type="dxa" w:w="1440"/>
+            <w:tcW w:type="dxa" w:w="1300"/>
             <w:tcBorders>
               <w:top w:val="single" w:color="D9D9D9" w:sz="4"/>
               <w:left w:val="single" w:color="D9D9D9" w:sz="4"/>
@@ -4995,32 +4995,32 @@
         </w:tc>
         <w:tc>
           <w:tcPr>
-            <w:tcW w:type="dxa" w:w="1478"/>
-            <w:tcBorders>
-              <w:top w:val="single" w:color="D9D9D9" w:sz="4"/>
-              <w:left w:val="single" w:color="D9D9D9" w:sz="4"/>
-              <w:bottom w:val="single" w:color="D9D9D9" w:sz="4"/>
-              <w:right w:val="single" w:color="D9D9D9" w:sz="4"/>
-            </w:tcBorders>
-            <w:tcMar>
-              <w:top w:type="dxa" w:w="70"/>
-              <w:left w:type="dxa" w:w="80"/>
-              <w:bottom w:type="dxa" w:w="70"/>
-              <w:right w:type="dxa" w:w="80"/>
-            </w:tcMar>
-          </w:tcPr>
-          <w:p>
-            <w:pPr>
-              <w:keepNext w:val="false"/>
-              <w:spacing w:after="0" w:line="240"/>
-            </w:pPr>
-            <w:r>
-              <w:rPr>
-                <w:rFonts w:ascii="Times New Roman" w:cs="Times New Roman" w:eastAsia="Times New Roman" w:hAnsi="Times New Roman"/>
-                <w:sz w:val="22"/>
-                <w:szCs w:val="22"/>
-              </w:rPr>
-              <w:t xml:space="preserve">Admitted; tender</w:t>
+            <w:tcW w:type="dxa" w:w="1698"/>
+            <w:tcBorders>
+              <w:top w:val="single" w:color="D9D9D9" w:sz="4"/>
+              <w:left w:val="single" w:color="D9D9D9" w:sz="4"/>
+              <w:bottom w:val="single" w:color="D9D9D9" w:sz="4"/>
+              <w:right w:val="single" w:color="D9D9D9" w:sz="4"/>
+            </w:tcBorders>
+            <w:tcMar>
+              <w:top w:type="dxa" w:w="70"/>
+              <w:left w:type="dxa" w:w="80"/>
+              <w:bottom w:type="dxa" w:w="70"/>
+              <w:right w:type="dxa" w:w="80"/>
+            </w:tcMar>
+          </w:tcPr>
+          <w:p>
+            <w:pPr>
+              <w:keepNext w:val="false"/>
+              <w:spacing w:after="0" w:line="240"/>
+            </w:pPr>
+            <w:r>
+              <w:rPr>
+                <w:rFonts w:ascii="Times New Roman" w:cs="Times New Roman" w:eastAsia="Times New Roman" w:hAnsi="Times New Roman"/>
+                <w:sz w:val="22"/>
+                <w:szCs w:val="22"/>
+              </w:rPr>
+              <w:t xml:space="preserve">Admitted; tender proposed</w:t>
             </w:r>
           </w:p>
         </w:tc>
@@ -5063,7 +5063,7 @@
         </w:tc>
         <w:tc>
           <w:tcPr>
-            <w:tcW w:type="dxa" w:w="2400"/>
+            <w:tcW w:type="dxa" w:w="2340"/>
             <w:tcBorders>
               <w:top w:val="single" w:color="D9D9D9" w:sz="4"/>
               <w:left w:val="single" w:color="D9D9D9" w:sz="4"/>
@@ -5156,7 +5156,7 @@
         </w:tc>
         <w:tc>
           <w:tcPr>
-            <w:tcW w:type="dxa" w:w="1560"/>
+            <w:tcW w:type="dxa" w:w="1540"/>
             <w:tcBorders>
               <w:top w:val="single" w:color="D9D9D9" w:sz="4"/>
               <w:left w:val="single" w:color="D9D9D9" w:sz="4"/>
@@ -5187,7 +5187,7 @@
         </w:tc>
         <w:tc>
           <w:tcPr>
-            <w:tcW w:type="dxa" w:w="1440"/>
+            <w:tcW w:type="dxa" w:w="1300"/>
             <w:tcBorders>
               <w:top w:val="single" w:color="D9D9D9" w:sz="4"/>
               <w:left w:val="single" w:color="D9D9D9" w:sz="4"/>
@@ -5218,32 +5218,32 @@
         </w:tc>
         <w:tc>
           <w:tcPr>
-            <w:tcW w:type="dxa" w:w="1478"/>
-            <w:tcBorders>
-              <w:top w:val="single" w:color="D9D9D9" w:sz="4"/>
-              <w:left w:val="single" w:color="D9D9D9" w:sz="4"/>
-              <w:bottom w:val="single" w:color="D9D9D9" w:sz="4"/>
-              <w:right w:val="single" w:color="D9D9D9" w:sz="4"/>
-            </w:tcBorders>
-            <w:tcMar>
-              <w:top w:type="dxa" w:w="70"/>
-              <w:left w:type="dxa" w:w="80"/>
-              <w:bottom w:type="dxa" w:w="70"/>
-              <w:right w:type="dxa" w:w="80"/>
-            </w:tcMar>
-          </w:tcPr>
-          <w:p>
-            <w:pPr>
-              <w:keepNext w:val="false"/>
-              <w:spacing w:after="0" w:line="240"/>
-            </w:pPr>
-            <w:r>
-              <w:rPr>
-                <w:rFonts w:ascii="Times New Roman" w:cs="Times New Roman" w:eastAsia="Times New Roman" w:hAnsi="Times New Roman"/>
-                <w:sz w:val="22"/>
-                <w:szCs w:val="22"/>
-              </w:rPr>
-              <w:t xml:space="preserve">Admitted; tender</w:t>
+            <w:tcW w:type="dxa" w:w="1698"/>
+            <w:tcBorders>
+              <w:top w:val="single" w:color="D9D9D9" w:sz="4"/>
+              <w:left w:val="single" w:color="D9D9D9" w:sz="4"/>
+              <w:bottom w:val="single" w:color="D9D9D9" w:sz="4"/>
+              <w:right w:val="single" w:color="D9D9D9" w:sz="4"/>
+            </w:tcBorders>
+            <w:tcMar>
+              <w:top w:type="dxa" w:w="70"/>
+              <w:left w:type="dxa" w:w="80"/>
+              <w:bottom w:type="dxa" w:w="70"/>
+              <w:right w:type="dxa" w:w="80"/>
+            </w:tcMar>
+          </w:tcPr>
+          <w:p>
+            <w:pPr>
+              <w:keepNext w:val="false"/>
+              <w:spacing w:after="0" w:line="240"/>
+            </w:pPr>
+            <w:r>
+              <w:rPr>
+                <w:rFonts w:ascii="Times New Roman" w:cs="Times New Roman" w:eastAsia="Times New Roman" w:hAnsi="Times New Roman"/>
+                <w:sz w:val="22"/>
+                <w:szCs w:val="22"/>
+              </w:rPr>
+              <w:t xml:space="preserve">Admitted; tender proposed</w:t>
             </w:r>
           </w:p>
         </w:tc>
@@ -5286,7 +5286,7 @@
         </w:tc>
         <w:tc>
           <w:tcPr>
-            <w:tcW w:type="dxa" w:w="2400"/>
+            <w:tcW w:type="dxa" w:w="2340"/>
             <w:tcBorders>
               <w:top w:val="single" w:color="D9D9D9" w:sz="4"/>
               <w:left w:val="single" w:color="D9D9D9" w:sz="4"/>
@@ -5379,7 +5379,7 @@
         </w:tc>
         <w:tc>
           <w:tcPr>
-            <w:tcW w:type="dxa" w:w="1560"/>
+            <w:tcW w:type="dxa" w:w="1540"/>
             <w:tcBorders>
               <w:top w:val="single" w:color="D9D9D9" w:sz="4"/>
               <w:left w:val="single" w:color="D9D9D9" w:sz="4"/>
@@ -5410,7 +5410,7 @@
         </w:tc>
         <w:tc>
           <w:tcPr>
-            <w:tcW w:type="dxa" w:w="1440"/>
+            <w:tcW w:type="dxa" w:w="1300"/>
             <w:tcBorders>
               <w:top w:val="single" w:color="D9D9D9" w:sz="4"/>
               <w:left w:val="single" w:color="D9D9D9" w:sz="4"/>
@@ -5441,32 +5441,32 @@
         </w:tc>
         <w:tc>
           <w:tcPr>
-            <w:tcW w:type="dxa" w:w="1478"/>
-            <w:tcBorders>
-              <w:top w:val="single" w:color="D9D9D9" w:sz="4"/>
-              <w:left w:val="single" w:color="D9D9D9" w:sz="4"/>
-              <w:bottom w:val="single" w:color="D9D9D9" w:sz="4"/>
-              <w:right w:val="single" w:color="D9D9D9" w:sz="4"/>
-            </w:tcBorders>
-            <w:tcMar>
-              <w:top w:type="dxa" w:w="70"/>
-              <w:left w:type="dxa" w:w="80"/>
-              <w:bottom w:type="dxa" w:w="70"/>
-              <w:right w:type="dxa" w:w="80"/>
-            </w:tcMar>
-          </w:tcPr>
-          <w:p>
-            <w:pPr>
-              <w:keepNext w:val="false"/>
-              <w:spacing w:after="0" w:line="240"/>
-            </w:pPr>
-            <w:r>
-              <w:rPr>
-                <w:rFonts w:ascii="Times New Roman" w:cs="Times New Roman" w:eastAsia="Times New Roman" w:hAnsi="Times New Roman"/>
-                <w:sz w:val="22"/>
-                <w:szCs w:val="22"/>
-              </w:rPr>
-              <w:t xml:space="preserve">Admitted; tender</w:t>
+            <w:tcW w:type="dxa" w:w="1698"/>
+            <w:tcBorders>
+              <w:top w:val="single" w:color="D9D9D9" w:sz="4"/>
+              <w:left w:val="single" w:color="D9D9D9" w:sz="4"/>
+              <w:bottom w:val="single" w:color="D9D9D9" w:sz="4"/>
+              <w:right w:val="single" w:color="D9D9D9" w:sz="4"/>
+            </w:tcBorders>
+            <w:tcMar>
+              <w:top w:type="dxa" w:w="70"/>
+              <w:left w:type="dxa" w:w="80"/>
+              <w:bottom w:type="dxa" w:w="70"/>
+              <w:right w:type="dxa" w:w="80"/>
+            </w:tcMar>
+          </w:tcPr>
+          <w:p>
+            <w:pPr>
+              <w:keepNext w:val="false"/>
+              <w:spacing w:after="0" w:line="240"/>
+            </w:pPr>
+            <w:r>
+              <w:rPr>
+                <w:rFonts w:ascii="Times New Roman" w:cs="Times New Roman" w:eastAsia="Times New Roman" w:hAnsi="Times New Roman"/>
+                <w:sz w:val="22"/>
+                <w:szCs w:val="22"/>
+              </w:rPr>
+              <w:t xml:space="preserve">Admitted; tender proposed</w:t>
             </w:r>
           </w:p>
         </w:tc>
@@ -5509,7 +5509,7 @@
         </w:tc>
         <w:tc>
           <w:tcPr>
-            <w:tcW w:type="dxa" w:w="2400"/>
+            <w:tcW w:type="dxa" w:w="2340"/>
             <w:tcBorders>
               <w:top w:val="single" w:color="D9D9D9" w:sz="4"/>
               <w:left w:val="single" w:color="D9D9D9" w:sz="4"/>
@@ -5602,7 +5602,7 @@
         </w:tc>
         <w:tc>
           <w:tcPr>
-            <w:tcW w:type="dxa" w:w="1560"/>
+            <w:tcW w:type="dxa" w:w="1540"/>
             <w:tcBorders>
               <w:top w:val="single" w:color="D9D9D9" w:sz="4"/>
               <w:left w:val="single" w:color="D9D9D9" w:sz="4"/>
@@ -5633,7 +5633,7 @@
         </w:tc>
         <w:tc>
           <w:tcPr>
-            <w:tcW w:type="dxa" w:w="1440"/>
+            <w:tcW w:type="dxa" w:w="1300"/>
             <w:tcBorders>
               <w:top w:val="single" w:color="D9D9D9" w:sz="4"/>
               <w:left w:val="single" w:color="D9D9D9" w:sz="4"/>
@@ -5664,32 +5664,32 @@
         </w:tc>
         <w:tc>
           <w:tcPr>
-            <w:tcW w:type="dxa" w:w="1478"/>
-            <w:tcBorders>
-              <w:top w:val="single" w:color="D9D9D9" w:sz="4"/>
-              <w:left w:val="single" w:color="D9D9D9" w:sz="4"/>
-              <w:bottom w:val="single" w:color="D9D9D9" w:sz="4"/>
-              <w:right w:val="single" w:color="D9D9D9" w:sz="4"/>
-            </w:tcBorders>
-            <w:tcMar>
-              <w:top w:type="dxa" w:w="70"/>
-              <w:left w:type="dxa" w:w="80"/>
-              <w:bottom w:type="dxa" w:w="70"/>
-              <w:right w:type="dxa" w:w="80"/>
-            </w:tcMar>
-          </w:tcPr>
-          <w:p>
-            <w:pPr>
-              <w:keepNext w:val="false"/>
-              <w:spacing w:after="0" w:line="240"/>
-            </w:pPr>
-            <w:r>
-              <w:rPr>
-                <w:rFonts w:ascii="Times New Roman" w:cs="Times New Roman" w:eastAsia="Times New Roman" w:hAnsi="Times New Roman"/>
-                <w:sz w:val="22"/>
-                <w:szCs w:val="22"/>
-              </w:rPr>
-              <w:t xml:space="preserve">Admitted; tender</w:t>
+            <w:tcW w:type="dxa" w:w="1698"/>
+            <w:tcBorders>
+              <w:top w:val="single" w:color="D9D9D9" w:sz="4"/>
+              <w:left w:val="single" w:color="D9D9D9" w:sz="4"/>
+              <w:bottom w:val="single" w:color="D9D9D9" w:sz="4"/>
+              <w:right w:val="single" w:color="D9D9D9" w:sz="4"/>
+            </w:tcBorders>
+            <w:tcMar>
+              <w:top w:type="dxa" w:w="70"/>
+              <w:left w:type="dxa" w:w="80"/>
+              <w:bottom w:type="dxa" w:w="70"/>
+              <w:right w:type="dxa" w:w="80"/>
+            </w:tcMar>
+          </w:tcPr>
+          <w:p>
+            <w:pPr>
+              <w:keepNext w:val="false"/>
+              <w:spacing w:after="0" w:line="240"/>
+            </w:pPr>
+            <w:r>
+              <w:rPr>
+                <w:rFonts w:ascii="Times New Roman" w:cs="Times New Roman" w:eastAsia="Times New Roman" w:hAnsi="Times New Roman"/>
+                <w:sz w:val="22"/>
+                <w:szCs w:val="22"/>
+              </w:rPr>
+              <w:t xml:space="preserve">Admitted; tender proposed</w:t>
             </w:r>
           </w:p>
         </w:tc>
@@ -5732,7 +5732,7 @@
         </w:tc>
         <w:tc>
           <w:tcPr>
-            <w:tcW w:type="dxa" w:w="2400"/>
+            <w:tcW w:type="dxa" w:w="2340"/>
             <w:tcBorders>
               <w:top w:val="single" w:color="D9D9D9" w:sz="4"/>
               <w:left w:val="single" w:color="D9D9D9" w:sz="4"/>
@@ -5825,7 +5825,7 @@
         </w:tc>
         <w:tc>
           <w:tcPr>
-            <w:tcW w:type="dxa" w:w="1560"/>
+            <w:tcW w:type="dxa" w:w="1540"/>
             <w:tcBorders>
               <w:top w:val="single" w:color="D9D9D9" w:sz="4"/>
               <w:left w:val="single" w:color="D9D9D9" w:sz="4"/>
@@ -5856,7 +5856,7 @@
         </w:tc>
         <w:tc>
           <w:tcPr>
-            <w:tcW w:type="dxa" w:w="1440"/>
+            <w:tcW w:type="dxa" w:w="1300"/>
             <w:tcBorders>
               <w:top w:val="single" w:color="D9D9D9" w:sz="4"/>
               <w:left w:val="single" w:color="D9D9D9" w:sz="4"/>
@@ -5887,32 +5887,32 @@
         </w:tc>
         <w:tc>
           <w:tcPr>
-            <w:tcW w:type="dxa" w:w="1478"/>
-            <w:tcBorders>
-              <w:top w:val="single" w:color="D9D9D9" w:sz="4"/>
-              <w:left w:val="single" w:color="D9D9D9" w:sz="4"/>
-              <w:bottom w:val="single" w:color="D9D9D9" w:sz="4"/>
-              <w:right w:val="single" w:color="D9D9D9" w:sz="4"/>
-            </w:tcBorders>
-            <w:tcMar>
-              <w:top w:type="dxa" w:w="70"/>
-              <w:left w:type="dxa" w:w="80"/>
-              <w:bottom w:type="dxa" w:w="70"/>
-              <w:right w:type="dxa" w:w="80"/>
-            </w:tcMar>
-          </w:tcPr>
-          <w:p>
-            <w:pPr>
-              <w:keepNext w:val="false"/>
-              <w:spacing w:after="0" w:line="240"/>
-            </w:pPr>
-            <w:r>
-              <w:rPr>
-                <w:rFonts w:ascii="Times New Roman" w:cs="Times New Roman" w:eastAsia="Times New Roman" w:hAnsi="Times New Roman"/>
-                <w:sz w:val="22"/>
-                <w:szCs w:val="22"/>
-              </w:rPr>
-              <w:t xml:space="preserve">Admitted; tender</w:t>
+            <w:tcW w:type="dxa" w:w="1698"/>
+            <w:tcBorders>
+              <w:top w:val="single" w:color="D9D9D9" w:sz="4"/>
+              <w:left w:val="single" w:color="D9D9D9" w:sz="4"/>
+              <w:bottom w:val="single" w:color="D9D9D9" w:sz="4"/>
+              <w:right w:val="single" w:color="D9D9D9" w:sz="4"/>
+            </w:tcBorders>
+            <w:tcMar>
+              <w:top w:type="dxa" w:w="70"/>
+              <w:left w:type="dxa" w:w="80"/>
+              <w:bottom w:type="dxa" w:w="70"/>
+              <w:right w:type="dxa" w:w="80"/>
+            </w:tcMar>
+          </w:tcPr>
+          <w:p>
+            <w:pPr>
+              <w:keepNext w:val="false"/>
+              <w:spacing w:after="0" w:line="240"/>
+            </w:pPr>
+            <w:r>
+              <w:rPr>
+                <w:rFonts w:ascii="Times New Roman" w:cs="Times New Roman" w:eastAsia="Times New Roman" w:hAnsi="Times New Roman"/>
+                <w:sz w:val="22"/>
+                <w:szCs w:val="22"/>
+              </w:rPr>
+              <w:t xml:space="preserve">Admitted; tender proposed</w:t>
             </w:r>
           </w:p>
         </w:tc>
@@ -5955,7 +5955,7 @@
         </w:tc>
         <w:tc>
           <w:tcPr>
-            <w:tcW w:type="dxa" w:w="2400"/>
+            <w:tcW w:type="dxa" w:w="2340"/>
             <w:tcBorders>
               <w:top w:val="single" w:color="D9D9D9" w:sz="4"/>
               <w:left w:val="single" w:color="D9D9D9" w:sz="4"/>
@@ -6048,7 +6048,7 @@
         </w:tc>
         <w:tc>
           <w:tcPr>
-            <w:tcW w:type="dxa" w:w="1560"/>
+            <w:tcW w:type="dxa" w:w="1540"/>
             <w:tcBorders>
               <w:top w:val="single" w:color="D9D9D9" w:sz="4"/>
               <w:left w:val="single" w:color="D9D9D9" w:sz="4"/>
@@ -6079,7 +6079,7 @@
         </w:tc>
         <w:tc>
           <w:tcPr>
-            <w:tcW w:type="dxa" w:w="1440"/>
+            <w:tcW w:type="dxa" w:w="1300"/>
             <w:tcBorders>
               <w:top w:val="single" w:color="D9D9D9" w:sz="4"/>
               <w:left w:val="single" w:color="D9D9D9" w:sz="4"/>
@@ -6110,32 +6110,32 @@
         </w:tc>
         <w:tc>
           <w:tcPr>
-            <w:tcW w:type="dxa" w:w="1478"/>
-            <w:tcBorders>
-              <w:top w:val="single" w:color="D9D9D9" w:sz="4"/>
-              <w:left w:val="single" w:color="D9D9D9" w:sz="4"/>
-              <w:bottom w:val="single" w:color="D9D9D9" w:sz="4"/>
-              <w:right w:val="single" w:color="D9D9D9" w:sz="4"/>
-            </w:tcBorders>
-            <w:tcMar>
-              <w:top w:type="dxa" w:w="70"/>
-              <w:left w:type="dxa" w:w="80"/>
-              <w:bottom w:type="dxa" w:w="70"/>
-              <w:right w:type="dxa" w:w="80"/>
-            </w:tcMar>
-          </w:tcPr>
-          <w:p>
-            <w:pPr>
-              <w:keepNext w:val="false"/>
-              <w:spacing w:after="0" w:line="240"/>
-            </w:pPr>
-            <w:r>
-              <w:rPr>
-                <w:rFonts w:ascii="Times New Roman" w:cs="Times New Roman" w:eastAsia="Times New Roman" w:hAnsi="Times New Roman"/>
-                <w:sz w:val="22"/>
-                <w:szCs w:val="22"/>
-              </w:rPr>
-              <w:t xml:space="preserve">Now admitted; tender</w:t>
+            <w:tcW w:type="dxa" w:w="1698"/>
+            <w:tcBorders>
+              <w:top w:val="single" w:color="D9D9D9" w:sz="4"/>
+              <w:left w:val="single" w:color="D9D9D9" w:sz="4"/>
+              <w:bottom w:val="single" w:color="D9D9D9" w:sz="4"/>
+              <w:right w:val="single" w:color="D9D9D9" w:sz="4"/>
+            </w:tcBorders>
+            <w:tcMar>
+              <w:top w:type="dxa" w:w="70"/>
+              <w:left w:type="dxa" w:w="80"/>
+              <w:bottom w:type="dxa" w:w="70"/>
+              <w:right w:type="dxa" w:w="80"/>
+            </w:tcMar>
+          </w:tcPr>
+          <w:p>
+            <w:pPr>
+              <w:keepNext w:val="false"/>
+              <w:spacing w:after="0" w:line="240"/>
+            </w:pPr>
+            <w:r>
+              <w:rPr>
+                <w:rFonts w:ascii="Times New Roman" w:cs="Times New Roman" w:eastAsia="Times New Roman" w:hAnsi="Times New Roman"/>
+                <w:sz w:val="22"/>
+                <w:szCs w:val="22"/>
+              </w:rPr>
+              <w:t xml:space="preserve">Veracity confirmed; tender proposed</w:t>
             </w:r>
           </w:p>
         </w:tc>
@@ -6178,7 +6178,7 @@
         </w:tc>
         <w:tc>
           <w:tcPr>
-            <w:tcW w:type="dxa" w:w="2400"/>
+            <w:tcW w:type="dxa" w:w="2340"/>
             <w:tcBorders>
               <w:top w:val="single" w:color="D9D9D9" w:sz="4"/>
               <w:left w:val="single" w:color="D9D9D9" w:sz="4"/>
@@ -6271,7 +6271,7 @@
         </w:tc>
         <w:tc>
           <w:tcPr>
-            <w:tcW w:type="dxa" w:w="1560"/>
+            <w:tcW w:type="dxa" w:w="1540"/>
             <w:tcBorders>
               <w:top w:val="single" w:color="D9D9D9" w:sz="4"/>
               <w:left w:val="single" w:color="D9D9D9" w:sz="4"/>
@@ -6302,7 +6302,7 @@
         </w:tc>
         <w:tc>
           <w:tcPr>
-            <w:tcW w:type="dxa" w:w="1440"/>
+            <w:tcW w:type="dxa" w:w="1300"/>
             <w:tcBorders>
               <w:top w:val="single" w:color="D9D9D9" w:sz="4"/>
               <w:left w:val="single" w:color="D9D9D9" w:sz="4"/>
@@ -6333,32 +6333,32 @@
         </w:tc>
         <w:tc>
           <w:tcPr>
-            <w:tcW w:type="dxa" w:w="1478"/>
-            <w:tcBorders>
-              <w:top w:val="single" w:color="D9D9D9" w:sz="4"/>
-              <w:left w:val="single" w:color="D9D9D9" w:sz="4"/>
-              <w:bottom w:val="single" w:color="D9D9D9" w:sz="4"/>
-              <w:right w:val="single" w:color="D9D9D9" w:sz="4"/>
-            </w:tcBorders>
-            <w:tcMar>
-              <w:top w:type="dxa" w:w="70"/>
-              <w:left w:type="dxa" w:w="80"/>
-              <w:bottom w:type="dxa" w:w="70"/>
-              <w:right w:type="dxa" w:w="80"/>
-            </w:tcMar>
-          </w:tcPr>
-          <w:p>
-            <w:pPr>
-              <w:keepNext w:val="false"/>
-              <w:spacing w:after="0" w:line="240"/>
-            </w:pPr>
-            <w:r>
-              <w:rPr>
-                <w:rFonts w:ascii="Times New Roman" w:cs="Times New Roman" w:eastAsia="Times New Roman" w:hAnsi="Times New Roman"/>
-                <w:sz w:val="22"/>
-                <w:szCs w:val="22"/>
-              </w:rPr>
-              <w:t xml:space="preserve">Now admitted; tender</w:t>
+            <w:tcW w:type="dxa" w:w="1698"/>
+            <w:tcBorders>
+              <w:top w:val="single" w:color="D9D9D9" w:sz="4"/>
+              <w:left w:val="single" w:color="D9D9D9" w:sz="4"/>
+              <w:bottom w:val="single" w:color="D9D9D9" w:sz="4"/>
+              <w:right w:val="single" w:color="D9D9D9" w:sz="4"/>
+            </w:tcBorders>
+            <w:tcMar>
+              <w:top w:type="dxa" w:w="70"/>
+              <w:left w:type="dxa" w:w="80"/>
+              <w:bottom w:type="dxa" w:w="70"/>
+              <w:right w:type="dxa" w:w="80"/>
+            </w:tcMar>
+          </w:tcPr>
+          <w:p>
+            <w:pPr>
+              <w:keepNext w:val="false"/>
+              <w:spacing w:after="0" w:line="240"/>
+            </w:pPr>
+            <w:r>
+              <w:rPr>
+                <w:rFonts w:ascii="Times New Roman" w:cs="Times New Roman" w:eastAsia="Times New Roman" w:hAnsi="Times New Roman"/>
+                <w:sz w:val="22"/>
+                <w:szCs w:val="22"/>
+              </w:rPr>
+              <w:t xml:space="preserve">Veracity confirmed; tender proposed</w:t>
             </w:r>
           </w:p>
         </w:tc>
@@ -6401,7 +6401,7 @@
         </w:tc>
         <w:tc>
           <w:tcPr>
-            <w:tcW w:type="dxa" w:w="2400"/>
+            <w:tcW w:type="dxa" w:w="2340"/>
             <w:tcBorders>
               <w:top w:val="single" w:color="D9D9D9" w:sz="4"/>
               <w:left w:val="single" w:color="D9D9D9" w:sz="4"/>
@@ -6494,7 +6494,7 @@
         </w:tc>
         <w:tc>
           <w:tcPr>
-            <w:tcW w:type="dxa" w:w="1560"/>
+            <w:tcW w:type="dxa" w:w="1540"/>
             <w:tcBorders>
               <w:top w:val="single" w:color="D9D9D9" w:sz="4"/>
               <w:left w:val="single" w:color="D9D9D9" w:sz="4"/>
@@ -6525,7 +6525,7 @@
         </w:tc>
         <w:tc>
           <w:tcPr>
-            <w:tcW w:type="dxa" w:w="1440"/>
+            <w:tcW w:type="dxa" w:w="1300"/>
             <w:tcBorders>
               <w:top w:val="single" w:color="D9D9D9" w:sz="4"/>
               <w:left w:val="single" w:color="D9D9D9" w:sz="4"/>
@@ -6556,32 +6556,32 @@
         </w:tc>
         <w:tc>
           <w:tcPr>
-            <w:tcW w:type="dxa" w:w="1478"/>
-            <w:tcBorders>
-              <w:top w:val="single" w:color="D9D9D9" w:sz="4"/>
-              <w:left w:val="single" w:color="D9D9D9" w:sz="4"/>
-              <w:bottom w:val="single" w:color="D9D9D9" w:sz="4"/>
-              <w:right w:val="single" w:color="D9D9D9" w:sz="4"/>
-            </w:tcBorders>
-            <w:tcMar>
-              <w:top w:type="dxa" w:w="70"/>
-              <w:left w:type="dxa" w:w="80"/>
-              <w:bottom w:type="dxa" w:w="70"/>
-              <w:right w:type="dxa" w:w="80"/>
-            </w:tcMar>
-          </w:tcPr>
-          <w:p>
-            <w:pPr>
-              <w:keepNext w:val="false"/>
-              <w:spacing w:after="0" w:line="240"/>
-            </w:pPr>
-            <w:r>
-              <w:rPr>
-                <w:rFonts w:ascii="Times New Roman" w:cs="Times New Roman" w:eastAsia="Times New Roman" w:hAnsi="Times New Roman"/>
-                <w:sz w:val="22"/>
-                <w:szCs w:val="22"/>
-              </w:rPr>
-              <w:t xml:space="preserve">Now admitted; tender</w:t>
+            <w:tcW w:type="dxa" w:w="1698"/>
+            <w:tcBorders>
+              <w:top w:val="single" w:color="D9D9D9" w:sz="4"/>
+              <w:left w:val="single" w:color="D9D9D9" w:sz="4"/>
+              <w:bottom w:val="single" w:color="D9D9D9" w:sz="4"/>
+              <w:right w:val="single" w:color="D9D9D9" w:sz="4"/>
+            </w:tcBorders>
+            <w:tcMar>
+              <w:top w:type="dxa" w:w="70"/>
+              <w:left w:type="dxa" w:w="80"/>
+              <w:bottom w:type="dxa" w:w="70"/>
+              <w:right w:type="dxa" w:w="80"/>
+            </w:tcMar>
+          </w:tcPr>
+          <w:p>
+            <w:pPr>
+              <w:keepNext w:val="false"/>
+              <w:spacing w:after="0" w:line="240"/>
+            </w:pPr>
+            <w:r>
+              <w:rPr>
+                <w:rFonts w:ascii="Times New Roman" w:cs="Times New Roman" w:eastAsia="Times New Roman" w:hAnsi="Times New Roman"/>
+                <w:sz w:val="22"/>
+                <w:szCs w:val="22"/>
+              </w:rPr>
+              <w:t xml:space="preserve">Veracity confirmed; tender proposed</w:t>
             </w:r>
           </w:p>
         </w:tc>
@@ -6624,7 +6624,7 @@
         </w:tc>
         <w:tc>
           <w:tcPr>
-            <w:tcW w:type="dxa" w:w="2400"/>
+            <w:tcW w:type="dxa" w:w="2340"/>
             <w:tcBorders>
               <w:top w:val="single" w:color="D9D9D9" w:sz="4"/>
               <w:left w:val="single" w:color="D9D9D9" w:sz="4"/>
@@ -6717,7 +6717,7 @@
         </w:tc>
         <w:tc>
           <w:tcPr>
-            <w:tcW w:type="dxa" w:w="1560"/>
+            <w:tcW w:type="dxa" w:w="1540"/>
             <w:tcBorders>
               <w:top w:val="single" w:color="D9D9D9" w:sz="4"/>
               <w:left w:val="single" w:color="D9D9D9" w:sz="4"/>
@@ -6748,7 +6748,7 @@
         </w:tc>
         <w:tc>
           <w:tcPr>
-            <w:tcW w:type="dxa" w:w="1440"/>
+            <w:tcW w:type="dxa" w:w="1300"/>
             <w:tcBorders>
               <w:top w:val="single" w:color="D9D9D9" w:sz="4"/>
               <w:left w:val="single" w:color="D9D9D9" w:sz="4"/>
@@ -6779,32 +6779,32 @@
         </w:tc>
         <w:tc>
           <w:tcPr>
-            <w:tcW w:type="dxa" w:w="1478"/>
-            <w:tcBorders>
-              <w:top w:val="single" w:color="D9D9D9" w:sz="4"/>
-              <w:left w:val="single" w:color="D9D9D9" w:sz="4"/>
-              <w:bottom w:val="single" w:color="D9D9D9" w:sz="4"/>
-              <w:right w:val="single" w:color="D9D9D9" w:sz="4"/>
-            </w:tcBorders>
-            <w:tcMar>
-              <w:top w:type="dxa" w:w="70"/>
-              <w:left w:type="dxa" w:w="80"/>
-              <w:bottom w:type="dxa" w:w="70"/>
-              <w:right w:type="dxa" w:w="80"/>
-            </w:tcMar>
-          </w:tcPr>
-          <w:p>
-            <w:pPr>
-              <w:keepNext w:val="false"/>
-              <w:spacing w:after="0" w:line="240"/>
-            </w:pPr>
-            <w:r>
-              <w:rPr>
-                <w:rFonts w:ascii="Times New Roman" w:cs="Times New Roman" w:eastAsia="Times New Roman" w:hAnsi="Times New Roman"/>
-                <w:sz w:val="22"/>
-                <w:szCs w:val="22"/>
-              </w:rPr>
-              <w:t xml:space="preserve">Now admitted; tender</w:t>
+            <w:tcW w:type="dxa" w:w="1698"/>
+            <w:tcBorders>
+              <w:top w:val="single" w:color="D9D9D9" w:sz="4"/>
+              <w:left w:val="single" w:color="D9D9D9" w:sz="4"/>
+              <w:bottom w:val="single" w:color="D9D9D9" w:sz="4"/>
+              <w:right w:val="single" w:color="D9D9D9" w:sz="4"/>
+            </w:tcBorders>
+            <w:tcMar>
+              <w:top w:type="dxa" w:w="70"/>
+              <w:left w:type="dxa" w:w="80"/>
+              <w:bottom w:type="dxa" w:w="70"/>
+              <w:right w:type="dxa" w:w="80"/>
+            </w:tcMar>
+          </w:tcPr>
+          <w:p>
+            <w:pPr>
+              <w:keepNext w:val="false"/>
+              <w:spacing w:after="0" w:line="240"/>
+            </w:pPr>
+            <w:r>
+              <w:rPr>
+                <w:rFonts w:ascii="Times New Roman" w:cs="Times New Roman" w:eastAsia="Times New Roman" w:hAnsi="Times New Roman"/>
+                <w:sz w:val="22"/>
+                <w:szCs w:val="22"/>
+              </w:rPr>
+              <w:t xml:space="preserve">Veracity confirmed; tender proposed</w:t>
             </w:r>
           </w:p>
         </w:tc>
@@ -6847,7 +6847,7 @@
         </w:tc>
         <w:tc>
           <w:tcPr>
-            <w:tcW w:type="dxa" w:w="2400"/>
+            <w:tcW w:type="dxa" w:w="2340"/>
             <w:tcBorders>
               <w:top w:val="single" w:color="D9D9D9" w:sz="4"/>
               <w:left w:val="single" w:color="D9D9D9" w:sz="4"/>
@@ -6940,7 +6940,7 @@
         </w:tc>
         <w:tc>
           <w:tcPr>
-            <w:tcW w:type="dxa" w:w="1560"/>
+            <w:tcW w:type="dxa" w:w="1540"/>
             <w:tcBorders>
               <w:top w:val="single" w:color="D9D9D9" w:sz="4"/>
               <w:left w:val="single" w:color="D9D9D9" w:sz="4"/>
@@ -6971,7 +6971,7 @@
         </w:tc>
         <w:tc>
           <w:tcPr>
-            <w:tcW w:type="dxa" w:w="1440"/>
+            <w:tcW w:type="dxa" w:w="1300"/>
             <w:tcBorders>
               <w:top w:val="single" w:color="D9D9D9" w:sz="4"/>
               <w:left w:val="single" w:color="D9D9D9" w:sz="4"/>
@@ -7002,32 +7002,32 @@
         </w:tc>
         <w:tc>
           <w:tcPr>
-            <w:tcW w:type="dxa" w:w="1478"/>
-            <w:tcBorders>
-              <w:top w:val="single" w:color="D9D9D9" w:sz="4"/>
-              <w:left w:val="single" w:color="D9D9D9" w:sz="4"/>
-              <w:bottom w:val="single" w:color="D9D9D9" w:sz="4"/>
-              <w:right w:val="single" w:color="D9D9D9" w:sz="4"/>
-            </w:tcBorders>
-            <w:tcMar>
-              <w:top w:type="dxa" w:w="70"/>
-              <w:left w:type="dxa" w:w="80"/>
-              <w:bottom w:type="dxa" w:w="70"/>
-              <w:right w:type="dxa" w:w="80"/>
-            </w:tcMar>
-          </w:tcPr>
-          <w:p>
-            <w:pPr>
-              <w:keepNext w:val="false"/>
-              <w:spacing w:after="0" w:line="240"/>
-            </w:pPr>
-            <w:r>
-              <w:rPr>
-                <w:rFonts w:ascii="Times New Roman" w:cs="Times New Roman" w:eastAsia="Times New Roman" w:hAnsi="Times New Roman"/>
-                <w:sz w:val="22"/>
-                <w:szCs w:val="22"/>
-              </w:rPr>
-              <w:t xml:space="preserve">Now admitted; tender</w:t>
+            <w:tcW w:type="dxa" w:w="1698"/>
+            <w:tcBorders>
+              <w:top w:val="single" w:color="D9D9D9" w:sz="4"/>
+              <w:left w:val="single" w:color="D9D9D9" w:sz="4"/>
+              <w:bottom w:val="single" w:color="D9D9D9" w:sz="4"/>
+              <w:right w:val="single" w:color="D9D9D9" w:sz="4"/>
+            </w:tcBorders>
+            <w:tcMar>
+              <w:top w:type="dxa" w:w="70"/>
+              <w:left w:type="dxa" w:w="80"/>
+              <w:bottom w:type="dxa" w:w="70"/>
+              <w:right w:type="dxa" w:w="80"/>
+            </w:tcMar>
+          </w:tcPr>
+          <w:p>
+            <w:pPr>
+              <w:keepNext w:val="false"/>
+              <w:spacing w:after="0" w:line="240"/>
+            </w:pPr>
+            <w:r>
+              <w:rPr>
+                <w:rFonts w:ascii="Times New Roman" w:cs="Times New Roman" w:eastAsia="Times New Roman" w:hAnsi="Times New Roman"/>
+                <w:sz w:val="22"/>
+                <w:szCs w:val="22"/>
+              </w:rPr>
+              <w:t xml:space="preserve">Veracity confirmed; tender proposed</w:t>
             </w:r>
           </w:p>
         </w:tc>
@@ -7070,7 +7070,7 @@
         </w:tc>
         <w:tc>
           <w:tcPr>
-            <w:tcW w:type="dxa" w:w="2400"/>
+            <w:tcW w:type="dxa" w:w="2340"/>
             <w:tcBorders>
               <w:top w:val="single" w:color="D9D9D9" w:sz="4"/>
               <w:left w:val="single" w:color="D9D9D9" w:sz="4"/>
@@ -7163,7 +7163,7 @@
         </w:tc>
         <w:tc>
           <w:tcPr>
-            <w:tcW w:type="dxa" w:w="1560"/>
+            <w:tcW w:type="dxa" w:w="1540"/>
             <w:tcBorders>
               <w:top w:val="single" w:color="D9D9D9" w:sz="4"/>
               <w:left w:val="single" w:color="D9D9D9" w:sz="4"/>
@@ -7194,7 +7194,7 @@
         </w:tc>
         <w:tc>
           <w:tcPr>
-            <w:tcW w:type="dxa" w:w="1440"/>
+            <w:tcW w:type="dxa" w:w="1300"/>
             <w:tcBorders>
               <w:top w:val="single" w:color="D9D9D9" w:sz="4"/>
               <w:left w:val="single" w:color="D9D9D9" w:sz="4"/>
@@ -7225,32 +7225,32 @@
         </w:tc>
         <w:tc>
           <w:tcPr>
-            <w:tcW w:type="dxa" w:w="1478"/>
-            <w:tcBorders>
-              <w:top w:val="single" w:color="D9D9D9" w:sz="4"/>
-              <w:left w:val="single" w:color="D9D9D9" w:sz="4"/>
-              <w:bottom w:val="single" w:color="D9D9D9" w:sz="4"/>
-              <w:right w:val="single" w:color="D9D9D9" w:sz="4"/>
-            </w:tcBorders>
-            <w:tcMar>
-              <w:top w:type="dxa" w:w="70"/>
-              <w:left w:type="dxa" w:w="80"/>
-              <w:bottom w:type="dxa" w:w="70"/>
-              <w:right w:type="dxa" w:w="80"/>
-            </w:tcMar>
-          </w:tcPr>
-          <w:p>
-            <w:pPr>
-              <w:keepNext w:val="false"/>
-              <w:spacing w:after="0" w:line="240"/>
-            </w:pPr>
-            <w:r>
-              <w:rPr>
-                <w:rFonts w:ascii="Times New Roman" w:cs="Times New Roman" w:eastAsia="Times New Roman" w:hAnsi="Times New Roman"/>
-                <w:sz w:val="22"/>
-                <w:szCs w:val="22"/>
-              </w:rPr>
-              <w:t xml:space="preserve">Now admitted; tender</w:t>
+            <w:tcW w:type="dxa" w:w="1698"/>
+            <w:tcBorders>
+              <w:top w:val="single" w:color="D9D9D9" w:sz="4"/>
+              <w:left w:val="single" w:color="D9D9D9" w:sz="4"/>
+              <w:bottom w:val="single" w:color="D9D9D9" w:sz="4"/>
+              <w:right w:val="single" w:color="D9D9D9" w:sz="4"/>
+            </w:tcBorders>
+            <w:tcMar>
+              <w:top w:type="dxa" w:w="70"/>
+              <w:left w:type="dxa" w:w="80"/>
+              <w:bottom w:type="dxa" w:w="70"/>
+              <w:right w:type="dxa" w:w="80"/>
+            </w:tcMar>
+          </w:tcPr>
+          <w:p>
+            <w:pPr>
+              <w:keepNext w:val="false"/>
+              <w:spacing w:after="0" w:line="240"/>
+            </w:pPr>
+            <w:r>
+              <w:rPr>
+                <w:rFonts w:ascii="Times New Roman" w:cs="Times New Roman" w:eastAsia="Times New Roman" w:hAnsi="Times New Roman"/>
+                <w:sz w:val="22"/>
+                <w:szCs w:val="22"/>
+              </w:rPr>
+              <w:t xml:space="preserve">Veracity confirmed; tender proposed</w:t>
             </w:r>
           </w:p>
         </w:tc>
@@ -7293,7 +7293,7 @@
         </w:tc>
         <w:tc>
           <w:tcPr>
-            <w:tcW w:type="dxa" w:w="2400"/>
+            <w:tcW w:type="dxa" w:w="2340"/>
             <w:tcBorders>
               <w:top w:val="single" w:color="D9D9D9" w:sz="4"/>
               <w:left w:val="single" w:color="D9D9D9" w:sz="4"/>
@@ -7386,7 +7386,7 @@
         </w:tc>
         <w:tc>
           <w:tcPr>
-            <w:tcW w:type="dxa" w:w="1560"/>
+            <w:tcW w:type="dxa" w:w="1540"/>
             <w:tcBorders>
               <w:top w:val="single" w:color="D9D9D9" w:sz="4"/>
               <w:left w:val="single" w:color="D9D9D9" w:sz="4"/>
@@ -7417,7 +7417,7 @@
         </w:tc>
         <w:tc>
           <w:tcPr>
-            <w:tcW w:type="dxa" w:w="1440"/>
+            <w:tcW w:type="dxa" w:w="1300"/>
             <w:tcBorders>
               <w:top w:val="single" w:color="D9D9D9" w:sz="4"/>
               <w:left w:val="single" w:color="D9D9D9" w:sz="4"/>
@@ -7448,32 +7448,32 @@
         </w:tc>
         <w:tc>
           <w:tcPr>
-            <w:tcW w:type="dxa" w:w="1478"/>
-            <w:tcBorders>
-              <w:top w:val="single" w:color="D9D9D9" w:sz="4"/>
-              <w:left w:val="single" w:color="D9D9D9" w:sz="4"/>
-              <w:bottom w:val="single" w:color="D9D9D9" w:sz="4"/>
-              <w:right w:val="single" w:color="D9D9D9" w:sz="4"/>
-            </w:tcBorders>
-            <w:tcMar>
-              <w:top w:type="dxa" w:w="70"/>
-              <w:left w:type="dxa" w:w="80"/>
-              <w:bottom w:type="dxa" w:w="70"/>
-              <w:right w:type="dxa" w:w="80"/>
-            </w:tcMar>
-          </w:tcPr>
-          <w:p>
-            <w:pPr>
-              <w:keepNext w:val="false"/>
-              <w:spacing w:after="0" w:line="240"/>
-            </w:pPr>
-            <w:r>
-              <w:rPr>
-                <w:rFonts w:ascii="Times New Roman" w:cs="Times New Roman" w:eastAsia="Times New Roman" w:hAnsi="Times New Roman"/>
-                <w:sz w:val="22"/>
-                <w:szCs w:val="22"/>
-              </w:rPr>
-              <w:t xml:space="preserve">Now admitted; tender</w:t>
+            <w:tcW w:type="dxa" w:w="1698"/>
+            <w:tcBorders>
+              <w:top w:val="single" w:color="D9D9D9" w:sz="4"/>
+              <w:left w:val="single" w:color="D9D9D9" w:sz="4"/>
+              <w:bottom w:val="single" w:color="D9D9D9" w:sz="4"/>
+              <w:right w:val="single" w:color="D9D9D9" w:sz="4"/>
+            </w:tcBorders>
+            <w:tcMar>
+              <w:top w:type="dxa" w:w="70"/>
+              <w:left w:type="dxa" w:w="80"/>
+              <w:bottom w:type="dxa" w:w="70"/>
+              <w:right w:type="dxa" w:w="80"/>
+            </w:tcMar>
+          </w:tcPr>
+          <w:p>
+            <w:pPr>
+              <w:keepNext w:val="false"/>
+              <w:spacing w:after="0" w:line="240"/>
+            </w:pPr>
+            <w:r>
+              <w:rPr>
+                <w:rFonts w:ascii="Times New Roman" w:cs="Times New Roman" w:eastAsia="Times New Roman" w:hAnsi="Times New Roman"/>
+                <w:sz w:val="22"/>
+                <w:szCs w:val="22"/>
+              </w:rPr>
+              <w:t xml:space="preserve">Veracity confirmed; tender proposed</w:t>
             </w:r>
           </w:p>
         </w:tc>
@@ -7516,7 +7516,7 @@
         </w:tc>
         <w:tc>
           <w:tcPr>
-            <w:tcW w:type="dxa" w:w="2400"/>
+            <w:tcW w:type="dxa" w:w="2340"/>
             <w:tcBorders>
               <w:top w:val="single" w:color="D9D9D9" w:sz="4"/>
               <w:left w:val="single" w:color="D9D9D9" w:sz="4"/>
@@ -7609,7 +7609,7 @@
         </w:tc>
         <w:tc>
           <w:tcPr>
-            <w:tcW w:type="dxa" w:w="1560"/>
+            <w:tcW w:type="dxa" w:w="1540"/>
             <w:tcBorders>
               <w:top w:val="single" w:color="D9D9D9" w:sz="4"/>
               <w:left w:val="single" w:color="D9D9D9" w:sz="4"/>
@@ -7640,7 +7640,7 @@
         </w:tc>
         <w:tc>
           <w:tcPr>
-            <w:tcW w:type="dxa" w:w="1440"/>
+            <w:tcW w:type="dxa" w:w="1300"/>
             <w:tcBorders>
               <w:top w:val="single" w:color="D9D9D9" w:sz="4"/>
               <w:left w:val="single" w:color="D9D9D9" w:sz="4"/>
@@ -7671,32 +7671,32 @@
         </w:tc>
         <w:tc>
           <w:tcPr>
-            <w:tcW w:type="dxa" w:w="1478"/>
-            <w:tcBorders>
-              <w:top w:val="single" w:color="D9D9D9" w:sz="4"/>
-              <w:left w:val="single" w:color="D9D9D9" w:sz="4"/>
-              <w:bottom w:val="single" w:color="D9D9D9" w:sz="4"/>
-              <w:right w:val="single" w:color="D9D9D9" w:sz="4"/>
-            </w:tcBorders>
-            <w:tcMar>
-              <w:top w:type="dxa" w:w="70"/>
-              <w:left w:type="dxa" w:w="80"/>
-              <w:bottom w:type="dxa" w:w="70"/>
-              <w:right w:type="dxa" w:w="80"/>
-            </w:tcMar>
-          </w:tcPr>
-          <w:p>
-            <w:pPr>
-              <w:keepNext w:val="false"/>
-              <w:spacing w:after="0" w:line="240"/>
-            </w:pPr>
-            <w:r>
-              <w:rPr>
-                <w:rFonts w:ascii="Times New Roman" w:cs="Times New Roman" w:eastAsia="Times New Roman" w:hAnsi="Times New Roman"/>
-                <w:sz w:val="22"/>
-                <w:szCs w:val="22"/>
-              </w:rPr>
-              <w:t xml:space="preserve">Now admitted; tender</w:t>
+            <w:tcW w:type="dxa" w:w="1698"/>
+            <w:tcBorders>
+              <w:top w:val="single" w:color="D9D9D9" w:sz="4"/>
+              <w:left w:val="single" w:color="D9D9D9" w:sz="4"/>
+              <w:bottom w:val="single" w:color="D9D9D9" w:sz="4"/>
+              <w:right w:val="single" w:color="D9D9D9" w:sz="4"/>
+            </w:tcBorders>
+            <w:tcMar>
+              <w:top w:type="dxa" w:w="70"/>
+              <w:left w:type="dxa" w:w="80"/>
+              <w:bottom w:type="dxa" w:w="70"/>
+              <w:right w:type="dxa" w:w="80"/>
+            </w:tcMar>
+          </w:tcPr>
+          <w:p>
+            <w:pPr>
+              <w:keepNext w:val="false"/>
+              <w:spacing w:after="0" w:line="240"/>
+            </w:pPr>
+            <w:r>
+              <w:rPr>
+                <w:rFonts w:ascii="Times New Roman" w:cs="Times New Roman" w:eastAsia="Times New Roman" w:hAnsi="Times New Roman"/>
+                <w:sz w:val="22"/>
+                <w:szCs w:val="22"/>
+              </w:rPr>
+              <w:t xml:space="preserve">Veracity confirmed; tender proposed</w:t>
             </w:r>
           </w:p>
         </w:tc>
@@ -7739,7 +7739,7 @@
         </w:tc>
         <w:tc>
           <w:tcPr>
-            <w:tcW w:type="dxa" w:w="2400"/>
+            <w:tcW w:type="dxa" w:w="2340"/>
             <w:tcBorders>
               <w:top w:val="single" w:color="D9D9D9" w:sz="4"/>
               <w:left w:val="single" w:color="D9D9D9" w:sz="4"/>
@@ -7832,7 +7832,7 @@
         </w:tc>
         <w:tc>
           <w:tcPr>
-            <w:tcW w:type="dxa" w:w="1560"/>
+            <w:tcW w:type="dxa" w:w="1540"/>
             <w:tcBorders>
               <w:top w:val="single" w:color="D9D9D9" w:sz="4"/>
               <w:left w:val="single" w:color="D9D9D9" w:sz="4"/>
@@ -7863,7 +7863,7 @@
         </w:tc>
         <w:tc>
           <w:tcPr>
-            <w:tcW w:type="dxa" w:w="1440"/>
+            <w:tcW w:type="dxa" w:w="1300"/>
             <w:tcBorders>
               <w:top w:val="single" w:color="D9D9D9" w:sz="4"/>
               <w:left w:val="single" w:color="D9D9D9" w:sz="4"/>
@@ -7894,32 +7894,32 @@
         </w:tc>
         <w:tc>
           <w:tcPr>
-            <w:tcW w:type="dxa" w:w="1478"/>
-            <w:tcBorders>
-              <w:top w:val="single" w:color="D9D9D9" w:sz="4"/>
-              <w:left w:val="single" w:color="D9D9D9" w:sz="4"/>
-              <w:bottom w:val="single" w:color="D9D9D9" w:sz="4"/>
-              <w:right w:val="single" w:color="D9D9D9" w:sz="4"/>
-            </w:tcBorders>
-            <w:tcMar>
-              <w:top w:type="dxa" w:w="70"/>
-              <w:left w:type="dxa" w:w="80"/>
-              <w:bottom w:type="dxa" w:w="70"/>
-              <w:right w:type="dxa" w:w="80"/>
-            </w:tcMar>
-          </w:tcPr>
-          <w:p>
-            <w:pPr>
-              <w:keepNext w:val="false"/>
-              <w:spacing w:after="0" w:line="240"/>
-            </w:pPr>
-            <w:r>
-              <w:rPr>
-                <w:rFonts w:ascii="Times New Roman" w:cs="Times New Roman" w:eastAsia="Times New Roman" w:hAnsi="Times New Roman"/>
-                <w:sz w:val="22"/>
-                <w:szCs w:val="22"/>
-              </w:rPr>
-              <w:t xml:space="preserve">Now admitted; tender</w:t>
+            <w:tcW w:type="dxa" w:w="1698"/>
+            <w:tcBorders>
+              <w:top w:val="single" w:color="D9D9D9" w:sz="4"/>
+              <w:left w:val="single" w:color="D9D9D9" w:sz="4"/>
+              <w:bottom w:val="single" w:color="D9D9D9" w:sz="4"/>
+              <w:right w:val="single" w:color="D9D9D9" w:sz="4"/>
+            </w:tcBorders>
+            <w:tcMar>
+              <w:top w:type="dxa" w:w="70"/>
+              <w:left w:type="dxa" w:w="80"/>
+              <w:bottom w:type="dxa" w:w="70"/>
+              <w:right w:type="dxa" w:w="80"/>
+            </w:tcMar>
+          </w:tcPr>
+          <w:p>
+            <w:pPr>
+              <w:keepNext w:val="false"/>
+              <w:spacing w:after="0" w:line="240"/>
+            </w:pPr>
+            <w:r>
+              <w:rPr>
+                <w:rFonts w:ascii="Times New Roman" w:cs="Times New Roman" w:eastAsia="Times New Roman" w:hAnsi="Times New Roman"/>
+                <w:sz w:val="22"/>
+                <w:szCs w:val="22"/>
+              </w:rPr>
+              <w:t xml:space="preserve">Veracity confirmed; tender proposed</w:t>
             </w:r>
           </w:p>
         </w:tc>
@@ -7962,7 +7962,7 @@
         </w:tc>
         <w:tc>
           <w:tcPr>
-            <w:tcW w:type="dxa" w:w="2400"/>
+            <w:tcW w:type="dxa" w:w="2340"/>
             <w:tcBorders>
               <w:top w:val="single" w:color="D9D9D9" w:sz="4"/>
               <w:left w:val="single" w:color="D9D9D9" w:sz="4"/>
@@ -8055,7 +8055,7 @@
         </w:tc>
         <w:tc>
           <w:tcPr>
-            <w:tcW w:type="dxa" w:w="1560"/>
+            <w:tcW w:type="dxa" w:w="1540"/>
             <w:tcBorders>
               <w:top w:val="single" w:color="D9D9D9" w:sz="4"/>
               <w:left w:val="single" w:color="D9D9D9" w:sz="4"/>
@@ -8086,7 +8086,7 @@
         </w:tc>
         <w:tc>
           <w:tcPr>
-            <w:tcW w:type="dxa" w:w="1440"/>
+            <w:tcW w:type="dxa" w:w="1300"/>
             <w:tcBorders>
               <w:top w:val="single" w:color="D9D9D9" w:sz="4"/>
               <w:left w:val="single" w:color="D9D9D9" w:sz="4"/>
@@ -8117,32 +8117,32 @@
         </w:tc>
         <w:tc>
           <w:tcPr>
-            <w:tcW w:type="dxa" w:w="1478"/>
-            <w:tcBorders>
-              <w:top w:val="single" w:color="D9D9D9" w:sz="4"/>
-              <w:left w:val="single" w:color="D9D9D9" w:sz="4"/>
-              <w:bottom w:val="single" w:color="D9D9D9" w:sz="4"/>
-              <w:right w:val="single" w:color="D9D9D9" w:sz="4"/>
-            </w:tcBorders>
-            <w:tcMar>
-              <w:top w:type="dxa" w:w="70"/>
-              <w:left w:type="dxa" w:w="80"/>
-              <w:bottom w:type="dxa" w:w="70"/>
-              <w:right w:type="dxa" w:w="80"/>
-            </w:tcMar>
-          </w:tcPr>
-          <w:p>
-            <w:pPr>
-              <w:keepNext w:val="false"/>
-              <w:spacing w:after="0" w:line="240"/>
-            </w:pPr>
-            <w:r>
-              <w:rPr>
-                <w:rFonts w:ascii="Times New Roman" w:cs="Times New Roman" w:eastAsia="Times New Roman" w:hAnsi="Times New Roman"/>
-                <w:sz w:val="22"/>
-                <w:szCs w:val="22"/>
-              </w:rPr>
-              <w:t xml:space="preserve">Now admitted; tender</w:t>
+            <w:tcW w:type="dxa" w:w="1698"/>
+            <w:tcBorders>
+              <w:top w:val="single" w:color="D9D9D9" w:sz="4"/>
+              <w:left w:val="single" w:color="D9D9D9" w:sz="4"/>
+              <w:bottom w:val="single" w:color="D9D9D9" w:sz="4"/>
+              <w:right w:val="single" w:color="D9D9D9" w:sz="4"/>
+            </w:tcBorders>
+            <w:tcMar>
+              <w:top w:type="dxa" w:w="70"/>
+              <w:left w:type="dxa" w:w="80"/>
+              <w:bottom w:type="dxa" w:w="70"/>
+              <w:right w:type="dxa" w:w="80"/>
+            </w:tcMar>
+          </w:tcPr>
+          <w:p>
+            <w:pPr>
+              <w:keepNext w:val="false"/>
+              <w:spacing w:after="0" w:line="240"/>
+            </w:pPr>
+            <w:r>
+              <w:rPr>
+                <w:rFonts w:ascii="Times New Roman" w:cs="Times New Roman" w:eastAsia="Times New Roman" w:hAnsi="Times New Roman"/>
+                <w:sz w:val="22"/>
+                <w:szCs w:val="22"/>
+              </w:rPr>
+              <w:t xml:space="preserve">Veracity confirmed; tender proposed</w:t>
             </w:r>
           </w:p>
         </w:tc>
@@ -8185,7 +8185,7 @@
         </w:tc>
         <w:tc>
           <w:tcPr>
-            <w:tcW w:type="dxa" w:w="2400"/>
+            <w:tcW w:type="dxa" w:w="2340"/>
             <w:tcBorders>
               <w:top w:val="single" w:color="D9D9D9" w:sz="4"/>
               <w:left w:val="single" w:color="D9D9D9" w:sz="4"/>
@@ -8278,7 +8278,7 @@
         </w:tc>
         <w:tc>
           <w:tcPr>
-            <w:tcW w:type="dxa" w:w="1560"/>
+            <w:tcW w:type="dxa" w:w="1540"/>
             <w:tcBorders>
               <w:top w:val="single" w:color="D9D9D9" w:sz="4"/>
               <w:left w:val="single" w:color="D9D9D9" w:sz="4"/>
@@ -8309,7 +8309,7 @@
         </w:tc>
         <w:tc>
           <w:tcPr>
-            <w:tcW w:type="dxa" w:w="1440"/>
+            <w:tcW w:type="dxa" w:w="1300"/>
             <w:tcBorders>
               <w:top w:val="single" w:color="D9D9D9" w:sz="4"/>
               <w:left w:val="single" w:color="D9D9D9" w:sz="4"/>
@@ -8340,32 +8340,32 @@
         </w:tc>
         <w:tc>
           <w:tcPr>
-            <w:tcW w:type="dxa" w:w="1478"/>
-            <w:tcBorders>
-              <w:top w:val="single" w:color="D9D9D9" w:sz="4"/>
-              <w:left w:val="single" w:color="D9D9D9" w:sz="4"/>
-              <w:bottom w:val="single" w:color="D9D9D9" w:sz="4"/>
-              <w:right w:val="single" w:color="D9D9D9" w:sz="4"/>
-            </w:tcBorders>
-            <w:tcMar>
-              <w:top w:type="dxa" w:w="70"/>
-              <w:left w:type="dxa" w:w="80"/>
-              <w:bottom w:type="dxa" w:w="70"/>
-              <w:right w:type="dxa" w:w="80"/>
-            </w:tcMar>
-          </w:tcPr>
-          <w:p>
-            <w:pPr>
-              <w:keepNext w:val="false"/>
-              <w:spacing w:after="0" w:line="240"/>
-            </w:pPr>
-            <w:r>
-              <w:rPr>
-                <w:rFonts w:ascii="Times New Roman" w:cs="Times New Roman" w:eastAsia="Times New Roman" w:hAnsi="Times New Roman"/>
-                <w:sz w:val="22"/>
-                <w:szCs w:val="22"/>
-              </w:rPr>
-              <w:t xml:space="preserve">Now admitted; tender</w:t>
+            <w:tcW w:type="dxa" w:w="1698"/>
+            <w:tcBorders>
+              <w:top w:val="single" w:color="D9D9D9" w:sz="4"/>
+              <w:left w:val="single" w:color="D9D9D9" w:sz="4"/>
+              <w:bottom w:val="single" w:color="D9D9D9" w:sz="4"/>
+              <w:right w:val="single" w:color="D9D9D9" w:sz="4"/>
+            </w:tcBorders>
+            <w:tcMar>
+              <w:top w:type="dxa" w:w="70"/>
+              <w:left w:type="dxa" w:w="80"/>
+              <w:bottom w:type="dxa" w:w="70"/>
+              <w:right w:type="dxa" w:w="80"/>
+            </w:tcMar>
+          </w:tcPr>
+          <w:p>
+            <w:pPr>
+              <w:keepNext w:val="false"/>
+              <w:spacing w:after="0" w:line="240"/>
+            </w:pPr>
+            <w:r>
+              <w:rPr>
+                <w:rFonts w:ascii="Times New Roman" w:cs="Times New Roman" w:eastAsia="Times New Roman" w:hAnsi="Times New Roman"/>
+                <w:sz w:val="22"/>
+                <w:szCs w:val="22"/>
+              </w:rPr>
+              <w:t xml:space="preserve">Veracity confirmed; tender proposed</w:t>
             </w:r>
           </w:p>
         </w:tc>
@@ -8408,7 +8408,7 @@
         </w:tc>
         <w:tc>
           <w:tcPr>
-            <w:tcW w:type="dxa" w:w="2400"/>
+            <w:tcW w:type="dxa" w:w="2340"/>
             <w:tcBorders>
               <w:top w:val="single" w:color="D9D9D9" w:sz="4"/>
               <w:left w:val="single" w:color="D9D9D9" w:sz="4"/>
@@ -8501,7 +8501,7 @@
         </w:tc>
         <w:tc>
           <w:tcPr>
-            <w:tcW w:type="dxa" w:w="1560"/>
+            <w:tcW w:type="dxa" w:w="1540"/>
             <w:tcBorders>
               <w:top w:val="single" w:color="D9D9D9" w:sz="4"/>
               <w:left w:val="single" w:color="D9D9D9" w:sz="4"/>
@@ -8532,7 +8532,7 @@
         </w:tc>
         <w:tc>
           <w:tcPr>
-            <w:tcW w:type="dxa" w:w="1440"/>
+            <w:tcW w:type="dxa" w:w="1300"/>
             <w:tcBorders>
               <w:top w:val="single" w:color="D9D9D9" w:sz="4"/>
               <w:left w:val="single" w:color="D9D9D9" w:sz="4"/>
@@ -8563,32 +8563,32 @@
         </w:tc>
         <w:tc>
           <w:tcPr>
-            <w:tcW w:type="dxa" w:w="1478"/>
-            <w:tcBorders>
-              <w:top w:val="single" w:color="D9D9D9" w:sz="4"/>
-              <w:left w:val="single" w:color="D9D9D9" w:sz="4"/>
-              <w:bottom w:val="single" w:color="D9D9D9" w:sz="4"/>
-              <w:right w:val="single" w:color="D9D9D9" w:sz="4"/>
-            </w:tcBorders>
-            <w:tcMar>
-              <w:top w:type="dxa" w:w="70"/>
-              <w:left w:type="dxa" w:w="80"/>
-              <w:bottom w:type="dxa" w:w="70"/>
-              <w:right w:type="dxa" w:w="80"/>
-            </w:tcMar>
-          </w:tcPr>
-          <w:p>
-            <w:pPr>
-              <w:keepNext w:val="false"/>
-              <w:spacing w:after="0" w:line="240"/>
-            </w:pPr>
-            <w:r>
-              <w:rPr>
-                <w:rFonts w:ascii="Times New Roman" w:cs="Times New Roman" w:eastAsia="Times New Roman" w:hAnsi="Times New Roman"/>
-                <w:sz w:val="22"/>
-                <w:szCs w:val="22"/>
-              </w:rPr>
-              <w:t xml:space="preserve">Now admitted; tender</w:t>
+            <w:tcW w:type="dxa" w:w="1698"/>
+            <w:tcBorders>
+              <w:top w:val="single" w:color="D9D9D9" w:sz="4"/>
+              <w:left w:val="single" w:color="D9D9D9" w:sz="4"/>
+              <w:bottom w:val="single" w:color="D9D9D9" w:sz="4"/>
+              <w:right w:val="single" w:color="D9D9D9" w:sz="4"/>
+            </w:tcBorders>
+            <w:tcMar>
+              <w:top w:type="dxa" w:w="70"/>
+              <w:left w:type="dxa" w:w="80"/>
+              <w:bottom w:type="dxa" w:w="70"/>
+              <w:right w:type="dxa" w:w="80"/>
+            </w:tcMar>
+          </w:tcPr>
+          <w:p>
+            <w:pPr>
+              <w:keepNext w:val="false"/>
+              <w:spacing w:after="0" w:line="240"/>
+            </w:pPr>
+            <w:r>
+              <w:rPr>
+                <w:rFonts w:ascii="Times New Roman" w:cs="Times New Roman" w:eastAsia="Times New Roman" w:hAnsi="Times New Roman"/>
+                <w:sz w:val="22"/>
+                <w:szCs w:val="22"/>
+              </w:rPr>
+              <w:t xml:space="preserve">Veracity confirmed; tender proposed</w:t>
             </w:r>
           </w:p>
         </w:tc>
@@ -8631,7 +8631,7 @@
         </w:tc>
         <w:tc>
           <w:tcPr>
-            <w:tcW w:type="dxa" w:w="2400"/>
+            <w:tcW w:type="dxa" w:w="2340"/>
             <w:tcBorders>
               <w:top w:val="single" w:color="D9D9D9" w:sz="4"/>
               <w:left w:val="single" w:color="D9D9D9" w:sz="4"/>
@@ -8724,7 +8724,7 @@
         </w:tc>
         <w:tc>
           <w:tcPr>
-            <w:tcW w:type="dxa" w:w="1560"/>
+            <w:tcW w:type="dxa" w:w="1540"/>
             <w:tcBorders>
               <w:top w:val="single" w:color="D9D9D9" w:sz="4"/>
               <w:left w:val="single" w:color="D9D9D9" w:sz="4"/>
@@ -8755,7 +8755,7 @@
         </w:tc>
         <w:tc>
           <w:tcPr>
-            <w:tcW w:type="dxa" w:w="1440"/>
+            <w:tcW w:type="dxa" w:w="1300"/>
             <w:tcBorders>
               <w:top w:val="single" w:color="D9D9D9" w:sz="4"/>
               <w:left w:val="single" w:color="D9D9D9" w:sz="4"/>
@@ -8786,32 +8786,32 @@
         </w:tc>
         <w:tc>
           <w:tcPr>
-            <w:tcW w:type="dxa" w:w="1478"/>
-            <w:tcBorders>
-              <w:top w:val="single" w:color="D9D9D9" w:sz="4"/>
-              <w:left w:val="single" w:color="D9D9D9" w:sz="4"/>
-              <w:bottom w:val="single" w:color="D9D9D9" w:sz="4"/>
-              <w:right w:val="single" w:color="D9D9D9" w:sz="4"/>
-            </w:tcBorders>
-            <w:tcMar>
-              <w:top w:type="dxa" w:w="70"/>
-              <w:left w:type="dxa" w:w="80"/>
-              <w:bottom w:type="dxa" w:w="70"/>
-              <w:right w:type="dxa" w:w="80"/>
-            </w:tcMar>
-          </w:tcPr>
-          <w:p>
-            <w:pPr>
-              <w:keepNext w:val="false"/>
-              <w:spacing w:after="0" w:line="240"/>
-            </w:pPr>
-            <w:r>
-              <w:rPr>
-                <w:rFonts w:ascii="Times New Roman" w:cs="Times New Roman" w:eastAsia="Times New Roman" w:hAnsi="Times New Roman"/>
-                <w:sz w:val="22"/>
-                <w:szCs w:val="22"/>
-              </w:rPr>
-              <w:t xml:space="preserve">Spreadsheet confirmed; tender. Facts 228-231 not admitted (see the table after Part 1)</w:t>
+            <w:tcW w:type="dxa" w:w="1698"/>
+            <w:tcBorders>
+              <w:top w:val="single" w:color="D9D9D9" w:sz="4"/>
+              <w:left w:val="single" w:color="D9D9D9" w:sz="4"/>
+              <w:bottom w:val="single" w:color="D9D9D9" w:sz="4"/>
+              <w:right w:val="single" w:color="D9D9D9" w:sz="4"/>
+            </w:tcBorders>
+            <w:tcMar>
+              <w:top w:type="dxa" w:w="70"/>
+              <w:left w:type="dxa" w:w="80"/>
+              <w:bottom w:type="dxa" w:w="70"/>
+              <w:right w:type="dxa" w:w="80"/>
+            </w:tcMar>
+          </w:tcPr>
+          <w:p>
+            <w:pPr>
+              <w:keepNext w:val="false"/>
+              <w:spacing w:after="0" w:line="240"/>
+            </w:pPr>
+            <w:r>
+              <w:rPr>
+                <w:rFonts w:ascii="Times New Roman" w:cs="Times New Roman" w:eastAsia="Times New Roman" w:hAnsi="Times New Roman"/>
+                <w:sz w:val="22"/>
+                <w:szCs w:val="22"/>
+              </w:rPr>
+              <w:t xml:space="preserve">Veracity of the spreadsheet confirmed; tender proposed. Facts 228-231 not admitted (see the table after Part 1)</w:t>
             </w:r>
           </w:p>
         </w:tc>
@@ -8854,7 +8854,7 @@
         </w:tc>
         <w:tc>
           <w:tcPr>
-            <w:tcW w:type="dxa" w:w="2400"/>
+            <w:tcW w:type="dxa" w:w="2340"/>
             <w:tcBorders>
               <w:top w:val="single" w:color="D9D9D9" w:sz="4"/>
               <w:left w:val="single" w:color="D9D9D9" w:sz="4"/>
@@ -8947,7 +8947,7 @@
         </w:tc>
         <w:tc>
           <w:tcPr>
-            <w:tcW w:type="dxa" w:w="1560"/>
+            <w:tcW w:type="dxa" w:w="1540"/>
             <w:tcBorders>
               <w:top w:val="single" w:color="D9D9D9" w:sz="4"/>
               <w:left w:val="single" w:color="D9D9D9" w:sz="4"/>
@@ -8978,7 +8978,7 @@
         </w:tc>
         <w:tc>
           <w:tcPr>
-            <w:tcW w:type="dxa" w:w="1440"/>
+            <w:tcW w:type="dxa" w:w="1300"/>
             <w:tcBorders>
               <w:top w:val="single" w:color="D9D9D9" w:sz="4"/>
               <w:left w:val="single" w:color="D9D9D9" w:sz="4"/>
@@ -9009,7 +9009,7 @@
         </w:tc>
         <w:tc>
           <w:tcPr>
-            <w:tcW w:type="dxa" w:w="1478"/>
+            <w:tcW w:type="dxa" w:w="1698"/>
             <w:tcBorders>
               <w:top w:val="single" w:color="D9D9D9" w:sz="4"/>
               <w:left w:val="single" w:color="D9D9D9" w:sz="4"/>
@@ -9458,7 +9458,7 @@
                 <w:sz w:val="22"/>
                 <w:szCs w:val="22"/>
               </w:rPr>
-              <w:t xml:space="preserve">Admitted; tender</w:t>
+              <w:t xml:space="preserve">Veracity confirmed; tender proposed</w:t>
             </w:r>
           </w:p>
         </w:tc>
@@ -9619,7 +9619,7 @@
                 <w:sz w:val="22"/>
                 <w:szCs w:val="22"/>
               </w:rPr>
-              <w:t xml:space="preserve">Admitted (as Tab 29); tender</w:t>
+              <w:t xml:space="preserve">Admitted (as Tab 29); tender proposed</w:t>
             </w:r>
           </w:p>
         </w:tc>
